--- a/Launcher/Templates/F_ТИПОВИЙ ДОГОВІР ПУБЛІЧНЕ СПОВІЩЕННЯ ПО КАБЕЛЮ.docx
+++ b/Launcher/Templates/F_ТИПОВИЙ ДОГОВІР ПУБЛІЧНЕ СПОВІЩЕННЯ ПО КАБЕЛЮ.docx
@@ -1,6 +1,6 @@
 
 <file path=word/document.xml><?xml version="1.0" encoding="utf-8"?>
-<w:document xmlns:wpc="http://schemas.microsoft.com/office/word/2010/wordprocessingCanvas" xmlns:cx="http://schemas.microsoft.com/office/drawing/2014/chartex" xmlns:cx1="http://schemas.microsoft.com/office/drawing/2015/9/8/chartex" xmlns:cx2="http://schemas.microsoft.com/office/drawing/2015/10/21/chartex" xmlns:cx3="http://schemas.microsoft.com/office/drawing/2016/5/9/chartex" xmlns:cx4="http://schemas.microsoft.com/office/drawing/2016/5/10/chartex" xmlns:cx5="http://schemas.microsoft.com/office/drawing/2016/5/11/chartex" xmlns:cx6="http://schemas.microsoft.com/office/drawing/2016/5/12/chartex" xmlns:cx7="http://schemas.microsoft.com/office/drawing/2016/5/13/chartex" xmlns:cx8="http://schemas.microsoft.com/office/drawing/2016/5/14/chartex" xmlns:mc="http://schemas.openxmlformats.org/markup-compatibility/2006" xmlns:aink="http://schemas.microsoft.com/office/drawing/2016/ink" xmlns:am3d="http://schemas.microsoft.com/office/drawing/2017/model3d" xmlns:o="urn:schemas-microsoft-com:office:office" xmlns:r="http://schemas.openxmlformats.org/officeDocument/2006/relationships" xmlns:m="http://schemas.openxmlformats.org/officeDocument/2006/math" xmlns:v="urn:schemas-microsoft-com:vml" xmlns:wp14="http://schemas.microsoft.com/office/word/2010/wordprocessingDrawing" xmlns:wp="http://schemas.openxmlformats.org/drawingml/2006/wordprocessingDrawing" xmlns:w10="urn:schemas-microsoft-com:office:word" xmlns:w="http://schemas.openxmlformats.org/wordprocessingml/2006/main" xmlns:w14="http://schemas.microsoft.com/office/word/2010/wordml" xmlns:w15="http://schemas.microsoft.com/office/word/2012/wordml" xmlns:w16cid="http://schemas.microsoft.com/office/word/2016/wordml/cid" xmlns:w16se="http://schemas.microsoft.com/office/word/2015/wordml/symex" xmlns:wpg="http://schemas.microsoft.com/office/word/2010/wordprocessingGroup" xmlns:wpi="http://schemas.microsoft.com/office/word/2010/wordprocessingInk" xmlns:wne="http://schemas.microsoft.com/office/word/2006/wordml" xmlns:wps="http://schemas.microsoft.com/office/word/2010/wordprocessingShape" mc:Ignorable="w14 w15 w16se w16cid wp14">
+<w:document xmlns:wpc="http://schemas.microsoft.com/office/word/2010/wordprocessingCanvas" xmlns:mc="http://schemas.openxmlformats.org/markup-compatibility/2006" xmlns:o="urn:schemas-microsoft-com:office:office" xmlns:r="http://schemas.openxmlformats.org/officeDocument/2006/relationships" xmlns:m="http://schemas.openxmlformats.org/officeDocument/2006/math" xmlns:v="urn:schemas-microsoft-com:vml" xmlns:wp14="http://schemas.microsoft.com/office/word/2010/wordprocessingDrawing" xmlns:wp="http://schemas.openxmlformats.org/drawingml/2006/wordprocessingDrawing" xmlns:w10="urn:schemas-microsoft-com:office:word" xmlns:w="http://schemas.openxmlformats.org/wordprocessingml/2006/main" xmlns:w14="http://schemas.microsoft.com/office/word/2010/wordml" xmlns:w15="http://schemas.microsoft.com/office/word/2012/wordml" xmlns:wpg="http://schemas.microsoft.com/office/word/2010/wordprocessingGroup" xmlns:wpi="http://schemas.microsoft.com/office/word/2010/wordprocessingInk" xmlns:wne="http://schemas.microsoft.com/office/word/2006/wordml" xmlns:wps="http://schemas.microsoft.com/office/word/2010/wordprocessingShape" mc:Ignorable="w14 w15 wp14">
   <w:body>
     <w:p>
       <w:pPr>
@@ -102,7 +102,7 @@
         <w:sdtContent>
           <w:r>
             <w:rPr>
-              <w:rStyle w:val="af2"/>
+              <w:rStyle w:val="af1"/>
             </w:rPr>
             <w:t>Место для ввода текста.</w:t>
           </w:r>
@@ -171,7 +171,7 @@
         <w:sdtContent>
           <w:r>
             <w:rPr>
-              <w:rStyle w:val="af2"/>
+              <w:rStyle w:val="af1"/>
               <w:lang w:val="uk-UA"/>
             </w:rPr>
             <w:t>Место для ввода текста.</w:t>
@@ -361,7 +361,7 @@
         <w:sdtContent>
           <w:r>
             <w:rPr>
-              <w:rStyle w:val="af2"/>
+              <w:rStyle w:val="af1"/>
             </w:rPr>
             <w:t>Место для ввода текста.</w:t>
           </w:r>
@@ -398,7 +398,7 @@
         <w:sdtContent>
           <w:r>
             <w:rPr>
-              <w:rStyle w:val="af2"/>
+              <w:rStyle w:val="af1"/>
             </w:rPr>
             <w:t>Место для ввода текста.</w:t>
           </w:r>
@@ -460,7 +460,7 @@
         <w:sdtContent>
           <w:r>
             <w:rPr>
-              <w:rStyle w:val="af2"/>
+              <w:rStyle w:val="af1"/>
             </w:rPr>
             <w:t>Место для ввода текста.</w:t>
           </w:r>
@@ -497,7 +497,7 @@
         <w:sdtContent>
           <w:r>
             <w:rPr>
-              <w:rStyle w:val="af2"/>
+              <w:rStyle w:val="af1"/>
               <w:rFonts w:eastAsia="Calibri"/>
               <w:b/>
             </w:rPr>
@@ -535,7 +535,7 @@
         <w:sdtContent>
           <w:r>
             <w:rPr>
-              <w:rStyle w:val="af2"/>
+              <w:rStyle w:val="af1"/>
             </w:rPr>
             <w:t>Место для ввода текста.</w:t>
           </w:r>
@@ -572,7 +572,7 @@
         <w:sdtContent>
           <w:r>
             <w:rPr>
-              <w:rStyle w:val="af2"/>
+              <w:rStyle w:val="af1"/>
               <w:rFonts w:eastAsia="Calibri"/>
               <w:b/>
             </w:rPr>
@@ -1724,7 +1724,7 @@
         <w:sdtContent>
           <w:r>
             <w:rPr>
-              <w:rStyle w:val="af2"/>
+              <w:rStyle w:val="af1"/>
             </w:rPr>
             <w:t>Место для ввода текста.</w:t>
           </w:r>
@@ -1760,7 +1760,7 @@
         <w:sdtContent>
           <w:r>
             <w:rPr>
-              <w:rStyle w:val="af2"/>
+              <w:rStyle w:val="af1"/>
             </w:rPr>
             <w:t>Место для ввода текста.</w:t>
           </w:r>
@@ -1848,7 +1848,7 @@
         <w:sdtContent>
           <w:r>
             <w:rPr>
-              <w:rStyle w:val="af2"/>
+              <w:rStyle w:val="af1"/>
             </w:rPr>
             <w:t>Место для ввода текста.</w:t>
           </w:r>
@@ -1892,7 +1892,7 @@
         <w:sdtContent>
           <w:r>
             <w:rPr>
-              <w:rStyle w:val="af2"/>
+              <w:rStyle w:val="af1"/>
             </w:rPr>
             <w:t>Место для ввода текста.</w:t>
           </w:r>
@@ -1955,7 +1955,7 @@
         <w:sdtContent>
           <w:r>
             <w:rPr>
-              <w:rStyle w:val="af2"/>
+              <w:rStyle w:val="af1"/>
             </w:rPr>
             <w:t>Место для ввода текста.</w:t>
           </w:r>
@@ -2000,7 +2000,7 @@
         <w:sdtContent>
           <w:r>
             <w:rPr>
-              <w:rStyle w:val="af2"/>
+              <w:rStyle w:val="af1"/>
             </w:rPr>
             <w:t>Место для ввода текста.</w:t>
           </w:r>
@@ -2120,7 +2120,7 @@
         <w:sdtContent>
           <w:r>
             <w:rPr>
-              <w:rStyle w:val="af2"/>
+              <w:rStyle w:val="af1"/>
             </w:rPr>
             <w:t>Место для ввода текста.</w:t>
           </w:r>
@@ -4045,7 +4045,7 @@
         <w:sdtContent>
           <w:r>
             <w:rPr>
-              <w:rStyle w:val="af2"/>
+              <w:rStyle w:val="af1"/>
             </w:rPr>
             <w:t>Место для ввода текста.</w:t>
           </w:r>
@@ -4107,7 +4107,7 @@
         <w:sdtContent>
           <w:r>
             <w:rPr>
-              <w:rStyle w:val="af2"/>
+              <w:rStyle w:val="af1"/>
             </w:rPr>
             <w:t>Место для ввода текста.</w:t>
           </w:r>
@@ -4208,7 +4208,7 @@
         <w:sdtContent>
           <w:r>
             <w:rPr>
-              <w:rStyle w:val="af2"/>
+              <w:rStyle w:val="af1"/>
             </w:rPr>
             <w:t>Место для ввода текста.</w:t>
           </w:r>
@@ -4241,7 +4241,7 @@
         <w:sdtContent>
           <w:r>
             <w:rPr>
-              <w:rStyle w:val="af2"/>
+              <w:rStyle w:val="af1"/>
             </w:rPr>
             <w:t>Место для ввода текста.</w:t>
           </w:r>
@@ -5388,6 +5388,387 @@
           </w:p>
           <w:p>
             <w:pPr>
+              <w:ind w:left="207"/>
+              <w:rPr>
+                <w:rFonts w:eastAsia="Times New Roman"/>
+                <w:b w:val="0"/>
+                <w:bCs w:val="0"/>
+                <w:sz w:val="18"/>
+                <w:szCs w:val="18"/>
+                <w:lang w:val="uk-UA" w:eastAsia="ar-SA"/>
+              </w:rPr>
+            </w:pPr>
+            <w:bookmarkStart w:id="10" w:name="_GoBack"/>
+            <w:bookmarkEnd w:id="10"/>
+            <w:r>
+              <w:rPr>
+                <w:rFonts w:eastAsia="Times New Roman"/>
+                <w:b w:val="0"/>
+                <w:bCs w:val="0"/>
+                <w:sz w:val="18"/>
+                <w:szCs w:val="18"/>
+                <w:lang w:val="uk-UA" w:eastAsia="ar-SA"/>
+              </w:rPr>
+              <w:t>Юридична адреса: 01030, м. Київ, вул. Б. Хмельницького,</w:t>
+            </w:r>
+          </w:p>
+          <w:p>
+            <w:pPr>
+              <w:suppressAutoHyphens/>
+              <w:overflowPunct/>
+              <w:autoSpaceDE/>
+              <w:autoSpaceDN/>
+              <w:adjustRightInd/>
+              <w:ind w:left="207"/>
+              <w:textAlignment w:val="auto"/>
+              <w:rPr>
+                <w:rFonts w:eastAsia="Times New Roman"/>
+                <w:b w:val="0"/>
+                <w:bCs w:val="0"/>
+                <w:sz w:val="18"/>
+                <w:szCs w:val="18"/>
+                <w:lang w:val="uk-UA" w:eastAsia="ar-SA"/>
+              </w:rPr>
+            </w:pPr>
+            <w:r>
+              <w:rPr>
+                <w:rFonts w:eastAsia="Times New Roman"/>
+                <w:b w:val="0"/>
+                <w:bCs w:val="0"/>
+                <w:sz w:val="18"/>
+                <w:szCs w:val="18"/>
+                <w:lang w:val="uk-UA" w:eastAsia="ar-SA"/>
+              </w:rPr>
+              <w:t>буд. 41 літера А, прим. 1-3,</w:t>
+            </w:r>
+          </w:p>
+          <w:p>
+            <w:pPr>
+              <w:suppressAutoHyphens/>
+              <w:overflowPunct/>
+              <w:autoSpaceDE/>
+              <w:autoSpaceDN/>
+              <w:adjustRightInd/>
+              <w:ind w:left="207"/>
+              <w:textAlignment w:val="auto"/>
+              <w:rPr>
+                <w:rFonts w:eastAsia="Times New Roman"/>
+                <w:b w:val="0"/>
+                <w:bCs w:val="0"/>
+                <w:sz w:val="18"/>
+                <w:szCs w:val="18"/>
+                <w:lang w:val="uk-UA" w:eastAsia="ar-SA"/>
+              </w:rPr>
+            </w:pPr>
+            <w:r>
+              <w:rPr>
+                <w:rFonts w:eastAsia="Times New Roman"/>
+                <w:b w:val="0"/>
+                <w:bCs w:val="0"/>
+                <w:sz w:val="18"/>
+                <w:szCs w:val="18"/>
+                <w:lang w:val="uk-UA" w:eastAsia="ar-SA"/>
+              </w:rPr>
+              <w:t xml:space="preserve">Фактична адреса: 04053, м. Київ, провулок </w:t>
+            </w:r>
+            <w:proofErr w:type="spellStart"/>
+            <w:r>
+              <w:rPr>
+                <w:rFonts w:eastAsia="Times New Roman"/>
+                <w:b w:val="0"/>
+                <w:bCs w:val="0"/>
+                <w:sz w:val="18"/>
+                <w:szCs w:val="18"/>
+                <w:lang w:val="uk-UA" w:eastAsia="ar-SA"/>
+              </w:rPr>
+              <w:t>Киянівський</w:t>
+            </w:r>
+            <w:proofErr w:type="spellEnd"/>
+            <w:r>
+              <w:rPr>
+                <w:rFonts w:eastAsia="Times New Roman"/>
+                <w:b w:val="0"/>
+                <w:bCs w:val="0"/>
+                <w:sz w:val="18"/>
+                <w:szCs w:val="18"/>
+                <w:lang w:val="uk-UA" w:eastAsia="ar-SA"/>
+              </w:rPr>
+              <w:t>, будинок 3-7, офіс № 223</w:t>
+            </w:r>
+          </w:p>
+          <w:p>
+            <w:pPr>
+              <w:suppressAutoHyphens/>
+              <w:overflowPunct/>
+              <w:autoSpaceDE/>
+              <w:autoSpaceDN/>
+              <w:adjustRightInd/>
+              <w:ind w:left="207"/>
+              <w:textAlignment w:val="auto"/>
+              <w:rPr>
+                <w:rFonts w:eastAsia="Times New Roman"/>
+                <w:b w:val="0"/>
+                <w:bCs w:val="0"/>
+                <w:sz w:val="24"/>
+                <w:szCs w:val="24"/>
+                <w:lang w:eastAsia="ar-SA"/>
+              </w:rPr>
+            </w:pPr>
+            <w:proofErr w:type="spellStart"/>
+            <w:r>
+              <w:rPr>
+                <w:rFonts w:eastAsia="Times New Roman"/>
+                <w:b w:val="0"/>
+                <w:bCs w:val="0"/>
+                <w:sz w:val="18"/>
+                <w:szCs w:val="18"/>
+                <w:shd w:val="clear" w:color="auto" w:fill="FFFFFF"/>
+                <w:lang w:val="uk-UA" w:eastAsia="ar-SA"/>
+              </w:rPr>
+              <w:t>тел</w:t>
+            </w:r>
+            <w:proofErr w:type="spellEnd"/>
+            <w:r>
+              <w:rPr>
+                <w:rFonts w:eastAsia="Times New Roman"/>
+                <w:b w:val="0"/>
+                <w:bCs w:val="0"/>
+                <w:sz w:val="18"/>
+                <w:szCs w:val="18"/>
+                <w:shd w:val="clear" w:color="auto" w:fill="FFFFFF"/>
+                <w:lang w:val="uk-UA" w:eastAsia="ar-SA"/>
+              </w:rPr>
+              <w:t>.: 044-223-60-40;</w:t>
+            </w:r>
+          </w:p>
+          <w:p>
+            <w:pPr>
+              <w:suppressAutoHyphens/>
+              <w:overflowPunct/>
+              <w:autoSpaceDE/>
+              <w:autoSpaceDN/>
+              <w:adjustRightInd/>
+              <w:ind w:left="207"/>
+              <w:textAlignment w:val="auto"/>
+              <w:rPr>
+                <w:rFonts w:eastAsia="Times New Roman"/>
+                <w:b w:val="0"/>
+                <w:bCs w:val="0"/>
+                <w:sz w:val="24"/>
+                <w:szCs w:val="24"/>
+                <w:lang w:eastAsia="ar-SA"/>
+              </w:rPr>
+            </w:pPr>
+            <w:r>
+              <w:rPr>
+                <w:rFonts w:eastAsia="Times New Roman"/>
+                <w:sz w:val="18"/>
+                <w:szCs w:val="18"/>
+                <w:lang w:val="uk-UA" w:eastAsia="ar-SA"/>
+              </w:rPr>
+              <w:t>Адреса для листування:</w:t>
+            </w:r>
+            <w:r>
+              <w:rPr>
+                <w:rFonts w:eastAsia="Times New Roman"/>
+                <w:b w:val="0"/>
+                <w:bCs w:val="0"/>
+                <w:sz w:val="24"/>
+                <w:szCs w:val="24"/>
+                <w:lang w:eastAsia="ar-SA"/>
+              </w:rPr>
+              <w:t xml:space="preserve"> </w:t>
+            </w:r>
+            <w:r>
+              <w:rPr>
+                <w:rFonts w:eastAsia="Times New Roman"/>
+                <w:sz w:val="18"/>
+                <w:szCs w:val="18"/>
+                <w:lang w:val="uk-UA" w:eastAsia="ar-SA"/>
+              </w:rPr>
+              <w:t>01030, м. Київ, вул. Б. Хмельницького 44, а/с 146</w:t>
+            </w:r>
+          </w:p>
+          <w:p>
+            <w:pPr>
+              <w:suppressAutoHyphens/>
+              <w:overflowPunct/>
+              <w:autoSpaceDE/>
+              <w:autoSpaceDN/>
+              <w:adjustRightInd/>
+              <w:ind w:left="207"/>
+              <w:textAlignment w:val="auto"/>
+              <w:rPr>
+                <w:rFonts w:eastAsia="Times New Roman"/>
+                <w:b w:val="0"/>
+                <w:bCs w:val="0"/>
+                <w:sz w:val="24"/>
+                <w:szCs w:val="24"/>
+                <w:lang w:eastAsia="ar-SA"/>
+              </w:rPr>
+            </w:pPr>
+            <w:r>
+              <w:rPr>
+                <w:rFonts w:eastAsia="Times New Roman"/>
+                <w:b w:val="0"/>
+                <w:bCs w:val="0"/>
+                <w:sz w:val="18"/>
+                <w:szCs w:val="18"/>
+                <w:lang w:val="uk-UA" w:eastAsia="ar-SA"/>
+              </w:rPr>
+              <w:t>код ЄДРПОУ: 39939650;</w:t>
+            </w:r>
+          </w:p>
+          <w:p>
+            <w:pPr>
+              <w:suppressAutoHyphens/>
+              <w:overflowPunct/>
+              <w:autoSpaceDE/>
+              <w:autoSpaceDN/>
+              <w:adjustRightInd/>
+              <w:ind w:left="207"/>
+              <w:textAlignment w:val="auto"/>
+              <w:rPr>
+                <w:rFonts w:eastAsia="Times New Roman"/>
+                <w:b w:val="0"/>
+                <w:bCs w:val="0"/>
+                <w:sz w:val="24"/>
+                <w:szCs w:val="24"/>
+                <w:lang w:eastAsia="ar-SA"/>
+              </w:rPr>
+            </w:pPr>
+            <w:r>
+              <w:rPr>
+                <w:rFonts w:eastAsia="Times New Roman"/>
+                <w:b w:val="0"/>
+                <w:bCs w:val="0"/>
+                <w:sz w:val="18"/>
+                <w:szCs w:val="18"/>
+                <w:lang w:val="uk-UA" w:eastAsia="ar-SA"/>
+              </w:rPr>
+              <w:t>IBAN UA763218420000026002053021074</w:t>
+            </w:r>
+          </w:p>
+          <w:p>
+            <w:pPr>
+              <w:suppressAutoHyphens/>
+              <w:overflowPunct/>
+              <w:autoSpaceDE/>
+              <w:autoSpaceDN/>
+              <w:adjustRightInd/>
+              <w:ind w:left="207"/>
+              <w:textAlignment w:val="auto"/>
+              <w:rPr>
+                <w:rFonts w:eastAsia="Times New Roman"/>
+                <w:b w:val="0"/>
+                <w:bCs w:val="0"/>
+                <w:sz w:val="24"/>
+                <w:szCs w:val="24"/>
+                <w:lang w:eastAsia="ar-SA"/>
+              </w:rPr>
+            </w:pPr>
+            <w:r>
+              <w:rPr>
+                <w:rFonts w:eastAsia="Times New Roman"/>
+                <w:b w:val="0"/>
+                <w:bCs w:val="0"/>
+                <w:sz w:val="18"/>
+                <w:szCs w:val="18"/>
+                <w:lang w:val="uk-UA" w:eastAsia="ar-SA"/>
+              </w:rPr>
+              <w:t>в АТ КБ «Приватбанк»;</w:t>
+            </w:r>
+          </w:p>
+          <w:p>
+            <w:pPr>
+              <w:suppressAutoHyphens/>
+              <w:overflowPunct/>
+              <w:autoSpaceDE/>
+              <w:autoSpaceDN/>
+              <w:adjustRightInd/>
+              <w:ind w:left="207"/>
+              <w:textAlignment w:val="auto"/>
+              <w:rPr>
+                <w:rFonts w:eastAsia="Times New Roman"/>
+                <w:b w:val="0"/>
+                <w:bCs w:val="0"/>
+                <w:sz w:val="24"/>
+                <w:szCs w:val="24"/>
+                <w:lang w:eastAsia="ar-SA"/>
+              </w:rPr>
+            </w:pPr>
+            <w:r>
+              <w:rPr>
+                <w:rFonts w:eastAsia="Times New Roman"/>
+                <w:b w:val="0"/>
+                <w:bCs w:val="0"/>
+                <w:sz w:val="18"/>
+                <w:szCs w:val="18"/>
+                <w:lang w:val="uk-UA" w:eastAsia="ar-SA"/>
+              </w:rPr>
+              <w:t>МФО 321842</w:t>
+            </w:r>
+          </w:p>
+          <w:p>
+            <w:pPr>
+              <w:suppressAutoHyphens/>
+              <w:overflowPunct/>
+              <w:autoSpaceDE/>
+              <w:autoSpaceDN/>
+              <w:adjustRightInd/>
+              <w:textAlignment w:val="auto"/>
+              <w:rPr>
+                <w:rFonts w:eastAsia="Times New Roman"/>
+                <w:b w:val="0"/>
+                <w:bCs w:val="0"/>
+                <w:sz w:val="24"/>
+                <w:szCs w:val="24"/>
+                <w:lang w:eastAsia="ar-SA"/>
+              </w:rPr>
+            </w:pPr>
+            <w:r>
+              <w:rPr>
+                <w:rFonts w:eastAsia="Times New Roman"/>
+                <w:b w:val="0"/>
+                <w:bCs w:val="0"/>
+                <w:sz w:val="18"/>
+                <w:szCs w:val="18"/>
+                <w:lang w:val="uk-UA" w:eastAsia="ar-SA"/>
+              </w:rPr>
+              <w:t>     Організація має статус неприбуткової за ознакою</w:t>
+            </w:r>
+          </w:p>
+          <w:p>
+            <w:pPr>
+              <w:suppressAutoHyphens/>
+              <w:overflowPunct/>
+              <w:autoSpaceDE/>
+              <w:autoSpaceDN/>
+              <w:adjustRightInd/>
+              <w:textAlignment w:val="auto"/>
+              <w:rPr>
+                <w:rFonts w:eastAsia="Times New Roman"/>
+                <w:b w:val="0"/>
+                <w:bCs w:val="0"/>
+                <w:sz w:val="24"/>
+                <w:szCs w:val="24"/>
+                <w:lang w:eastAsia="ar-SA"/>
+              </w:rPr>
+            </w:pPr>
+            <w:r>
+              <w:rPr>
+                <w:rFonts w:eastAsia="Times New Roman"/>
+                <w:b w:val="0"/>
+                <w:bCs w:val="0"/>
+                <w:sz w:val="18"/>
+                <w:szCs w:val="18"/>
+                <w:lang w:val="uk-UA" w:eastAsia="ar-SA"/>
+              </w:rPr>
+              <w:t>     неприбутковості 0032</w:t>
+            </w:r>
+          </w:p>
+          <w:p>
+            <w:pPr>
               <w:rPr>
                 <w:b w:val="0"/>
                 <w:sz w:val="20"/>
@@ -5395,360 +5776,21 @@
                 <w:lang w:val="uk-UA"/>
               </w:rPr>
             </w:pPr>
-            <w:r>
-              <w:rPr>
-                <w:b w:val="0"/>
-                <w:sz w:val="20"/>
-                <w:szCs w:val="20"/>
-                <w:lang w:val="uk-UA"/>
-              </w:rPr>
-              <w:t xml:space="preserve">    01030, м. Київ, </w:t>
-            </w:r>
-          </w:p>
-          <w:p>
-            <w:pPr>
-              <w:ind w:left="180"/>
-              <w:rPr>
-                <w:b w:val="0"/>
-                <w:sz w:val="20"/>
-                <w:szCs w:val="20"/>
-                <w:lang w:val="uk-UA"/>
-              </w:rPr>
-            </w:pPr>
-            <w:r>
-              <w:rPr>
-                <w:b w:val="0"/>
-                <w:sz w:val="20"/>
-                <w:szCs w:val="20"/>
-                <w:lang w:val="uk-UA"/>
-              </w:rPr>
-              <w:t>вул. Б.</w:t>
-            </w:r>
-            <w:r>
-              <w:rPr>
-                <w:b w:val="0"/>
-                <w:sz w:val="20"/>
-                <w:szCs w:val="20"/>
-                <w:lang w:val="uk-UA"/>
-              </w:rPr>
-              <w:t xml:space="preserve"> Хмельницького, </w:t>
-            </w:r>
-            <w:r>
-              <w:rPr>
-                <w:b w:val="0"/>
-                <w:sz w:val="20"/>
-                <w:szCs w:val="20"/>
-              </w:rPr>
-              <w:t xml:space="preserve">буд. </w:t>
-            </w:r>
-            <w:r>
-              <w:rPr>
-                <w:b w:val="0"/>
-                <w:sz w:val="20"/>
-                <w:szCs w:val="20"/>
-                <w:lang w:val="uk-UA"/>
-              </w:rPr>
-              <w:t xml:space="preserve">41 літера А, прим. </w:t>
-            </w:r>
-            <w:r>
-              <w:rPr>
-                <w:b w:val="0"/>
-                <w:sz w:val="20"/>
-                <w:szCs w:val="20"/>
-                <w:lang w:val="uk-UA"/>
-              </w:rPr>
-              <w:t>1-3,</w:t>
-            </w:r>
-          </w:p>
-          <w:p>
-            <w:pPr>
-              <w:ind w:left="180"/>
-              <w:rPr>
-                <w:b w:val="0"/>
-                <w:sz w:val="20"/>
-                <w:szCs w:val="20"/>
-              </w:rPr>
-            </w:pPr>
-            <w:proofErr w:type="spellStart"/>
-            <w:r>
-              <w:rPr>
-                <w:b w:val="0"/>
-                <w:sz w:val="20"/>
-                <w:szCs w:val="20"/>
-                <w:lang w:val="uk-UA"/>
-              </w:rPr>
-              <w:t>тел</w:t>
-            </w:r>
-            <w:proofErr w:type="spellEnd"/>
-            <w:r>
-              <w:rPr>
-                <w:b w:val="0"/>
-                <w:sz w:val="20"/>
-                <w:szCs w:val="20"/>
-                <w:lang w:val="uk-UA"/>
-              </w:rPr>
-              <w:t>.: (044) 223-60-40;</w:t>
-            </w:r>
-          </w:p>
-          <w:p>
-            <w:pPr>
-              <w:ind w:left="180"/>
-              <w:rPr>
-                <w:b w:val="0"/>
-                <w:sz w:val="20"/>
-                <w:szCs w:val="20"/>
-              </w:rPr>
-            </w:pPr>
-            <w:r>
-              <w:rPr>
-                <w:b w:val="0"/>
-                <w:sz w:val="20"/>
-                <w:szCs w:val="20"/>
-                <w:lang w:val="uk-UA"/>
-              </w:rPr>
-              <w:t>код ЄДРПОУ: 39939650;</w:t>
-            </w:r>
-          </w:p>
-          <w:p>
-            <w:pPr>
-              <w:ind w:left="180"/>
-              <w:rPr>
-                <w:b w:val="0"/>
-                <w:sz w:val="20"/>
-                <w:szCs w:val="20"/>
-                <w:lang w:val="uk-UA"/>
-              </w:rPr>
-            </w:pPr>
-            <w:r>
-              <w:rPr>
-                <w:b w:val="0"/>
-                <w:sz w:val="20"/>
-                <w:szCs w:val="20"/>
-                <w:lang w:val="uk-UA"/>
-              </w:rPr>
-              <w:t>поточний рахунок: 26002053021074</w:t>
-            </w:r>
-          </w:p>
-          <w:p>
-            <w:pPr>
-              <w:ind w:left="180"/>
-              <w:rPr>
-                <w:b w:val="0"/>
-                <w:sz w:val="20"/>
-                <w:szCs w:val="20"/>
-                <w:lang w:val="uk-UA"/>
-              </w:rPr>
-            </w:pPr>
-            <w:r>
-              <w:rPr>
-                <w:b w:val="0"/>
-                <w:sz w:val="20"/>
-                <w:szCs w:val="20"/>
-                <w:lang w:val="uk-UA"/>
-              </w:rPr>
-              <w:t xml:space="preserve">в </w:t>
-            </w:r>
-            <w:r>
-              <w:rPr>
-                <w:b w:val="0"/>
-                <w:sz w:val="20"/>
-                <w:szCs w:val="20"/>
-                <w:lang w:val="uk-UA"/>
-              </w:rPr>
-              <w:t xml:space="preserve">АТ </w:t>
-            </w:r>
-            <w:r>
-              <w:rPr>
-                <w:b w:val="0"/>
-                <w:sz w:val="20"/>
-                <w:szCs w:val="20"/>
-              </w:rPr>
-              <w:t xml:space="preserve">КБ </w:t>
-            </w:r>
-            <w:r>
-              <w:rPr>
-                <w:b w:val="0"/>
-                <w:sz w:val="20"/>
-                <w:szCs w:val="20"/>
-                <w:lang w:val="uk-UA"/>
-              </w:rPr>
-              <w:t>«Приватб</w:t>
-            </w:r>
-            <w:r>
-              <w:rPr>
-                <w:b w:val="0"/>
-                <w:sz w:val="20"/>
-                <w:szCs w:val="20"/>
-                <w:lang w:val="uk-UA"/>
-              </w:rPr>
-              <w:t>анк</w:t>
-            </w:r>
-            <w:r>
-              <w:rPr>
-                <w:b w:val="0"/>
-                <w:sz w:val="20"/>
-                <w:szCs w:val="20"/>
-                <w:lang w:val="uk-UA"/>
-              </w:rPr>
-              <w:t>»</w:t>
-            </w:r>
-            <w:r>
-              <w:rPr>
-                <w:b w:val="0"/>
-                <w:sz w:val="20"/>
-                <w:szCs w:val="20"/>
-                <w:lang w:val="uk-UA"/>
-              </w:rPr>
-              <w:t>;</w:t>
-            </w:r>
-          </w:p>
-          <w:p>
-            <w:pPr>
-              <w:ind w:left="180"/>
-              <w:rPr>
-                <w:b w:val="0"/>
-                <w:sz w:val="20"/>
-                <w:szCs w:val="20"/>
-                <w:lang w:val="uk-UA"/>
-              </w:rPr>
-            </w:pPr>
-            <w:r>
-              <w:rPr>
-                <w:b w:val="0"/>
-                <w:sz w:val="20"/>
-                <w:szCs w:val="20"/>
-                <w:lang w:val="uk-UA"/>
-              </w:rPr>
-              <w:t>МФО 321842</w:t>
-            </w:r>
-          </w:p>
-          <w:p>
-            <w:pPr>
-              <w:rPr>
-                <w:b w:val="0"/>
-                <w:sz w:val="20"/>
-                <w:szCs w:val="20"/>
-              </w:rPr>
-            </w:pPr>
-            <w:r>
-              <w:rPr>
-                <w:b w:val="0"/>
-                <w:sz w:val="20"/>
-                <w:szCs w:val="20"/>
-                <w:lang w:val="uk-UA"/>
-              </w:rPr>
-              <w:t xml:space="preserve">    </w:t>
-            </w:r>
-            <w:proofErr w:type="spellStart"/>
-            <w:r>
-              <w:rPr>
-                <w:b w:val="0"/>
-                <w:sz w:val="20"/>
-                <w:szCs w:val="20"/>
-              </w:rPr>
-              <w:t>Організація</w:t>
-            </w:r>
-            <w:proofErr w:type="spellEnd"/>
-            <w:r>
-              <w:rPr>
-                <w:b w:val="0"/>
-                <w:sz w:val="20"/>
-                <w:szCs w:val="20"/>
-              </w:rPr>
-              <w:t xml:space="preserve"> </w:t>
-            </w:r>
-            <w:proofErr w:type="spellStart"/>
-            <w:r>
-              <w:rPr>
-                <w:b w:val="0"/>
-                <w:sz w:val="20"/>
-                <w:szCs w:val="20"/>
-              </w:rPr>
-              <w:t>має</w:t>
-            </w:r>
-            <w:proofErr w:type="spellEnd"/>
-            <w:r>
-              <w:rPr>
-                <w:b w:val="0"/>
-                <w:sz w:val="20"/>
-                <w:szCs w:val="20"/>
-              </w:rPr>
-              <w:t xml:space="preserve"> статус </w:t>
-            </w:r>
-            <w:proofErr w:type="spellStart"/>
-            <w:r>
-              <w:rPr>
-                <w:b w:val="0"/>
-                <w:sz w:val="20"/>
-                <w:szCs w:val="20"/>
-              </w:rPr>
-              <w:t>неприбуткової</w:t>
-            </w:r>
-            <w:proofErr w:type="spellEnd"/>
-            <w:r>
-              <w:rPr>
-                <w:b w:val="0"/>
-                <w:sz w:val="20"/>
-                <w:szCs w:val="20"/>
-              </w:rPr>
-              <w:t xml:space="preserve"> за </w:t>
-            </w:r>
-            <w:proofErr w:type="spellStart"/>
-            <w:r>
-              <w:rPr>
-                <w:b w:val="0"/>
-                <w:sz w:val="20"/>
-                <w:szCs w:val="20"/>
-              </w:rPr>
-              <w:t>ознакою</w:t>
-            </w:r>
-            <w:proofErr w:type="spellEnd"/>
-          </w:p>
-          <w:p>
-            <w:pPr>
-              <w:rPr>
-                <w:b w:val="0"/>
-                <w:sz w:val="20"/>
-                <w:szCs w:val="20"/>
-                <w:lang w:val="uk-UA"/>
-              </w:rPr>
-            </w:pPr>
-            <w:r>
-              <w:rPr>
-                <w:b w:val="0"/>
-                <w:sz w:val="20"/>
-                <w:szCs w:val="20"/>
-                <w:lang w:val="uk-UA"/>
-              </w:rPr>
-              <w:t xml:space="preserve">    </w:t>
-            </w:r>
-            <w:proofErr w:type="spellStart"/>
-            <w:r>
-              <w:rPr>
-                <w:b w:val="0"/>
-                <w:sz w:val="20"/>
-                <w:szCs w:val="20"/>
-              </w:rPr>
-              <w:t>неприбутковості</w:t>
-            </w:r>
-            <w:proofErr w:type="spellEnd"/>
-            <w:r>
-              <w:rPr>
-                <w:b w:val="0"/>
-                <w:sz w:val="20"/>
-                <w:szCs w:val="20"/>
-              </w:rPr>
-              <w:t xml:space="preserve"> </w:t>
-            </w:r>
-            <w:r>
-              <w:rPr>
-                <w:b w:val="0"/>
-                <w:sz w:val="20"/>
-                <w:szCs w:val="20"/>
-                <w:lang w:val="uk-UA"/>
-              </w:rPr>
-              <w:t>0032</w:t>
-            </w:r>
+            <w:hyperlink r:id="rId11" w:history="1">
+              <w:r>
+                <w:rPr>
+                  <w:rFonts w:eastAsia="Times New Roman"/>
+                  <w:b w:val="0"/>
+                  <w:bCs w:val="0"/>
+                  <w:color w:val="0000FF"/>
+                  <w:sz w:val="18"/>
+                  <w:szCs w:val="18"/>
+                  <w:u w:val="single"/>
+                  <w:lang w:val="uk-UA" w:eastAsia="ar-SA"/>
+                </w:rPr>
+                <w:t>http://uacrr.org.ua</w:t>
+              </w:r>
+            </w:hyperlink>
           </w:p>
           <w:p>
             <w:pPr>
@@ -6014,7 +6056,7 @@
               <w:sdtContent>
                 <w:r>
                   <w:rPr>
-                    <w:rStyle w:val="af2"/>
+                    <w:rStyle w:val="af1"/>
                   </w:rPr>
                   <w:t>Место для ввода текста.</w:t>
                 </w:r>
@@ -6079,7 +6121,7 @@
               <w:sdtContent>
                 <w:r>
                   <w:rPr>
-                    <w:rStyle w:val="af2"/>
+                    <w:rStyle w:val="af1"/>
                   </w:rPr>
                   <w:t>Место для ввода текста.</w:t>
                 </w:r>
@@ -6126,7 +6168,7 @@
               <w:sdtContent>
                 <w:r>
                   <w:rPr>
-                    <w:rStyle w:val="af2"/>
+                    <w:rStyle w:val="af1"/>
                   </w:rPr>
                   <w:t>Место для ввода текста.</w:t>
                 </w:r>
@@ -6174,7 +6216,7 @@
               <w:sdtContent>
                 <w:r>
                   <w:rPr>
-                    <w:rStyle w:val="af2"/>
+                    <w:rStyle w:val="af1"/>
                   </w:rPr>
                   <w:t>Место для ввода текста.</w:t>
                 </w:r>
@@ -6231,7 +6273,7 @@
               <w:sdtContent>
                 <w:r>
                   <w:rPr>
-                    <w:rStyle w:val="af2"/>
+                    <w:rStyle w:val="af1"/>
                   </w:rPr>
                   <w:t>Место для ввода текста.</w:t>
                 </w:r>
@@ -6314,7 +6356,7 @@
               <w:sdtContent>
                 <w:r>
                   <w:rPr>
-                    <w:rStyle w:val="af2"/>
+                    <w:rStyle w:val="af1"/>
                   </w:rPr>
                   <w:t>Место для ввода текста.</w:t>
                 </w:r>
@@ -6378,7 +6420,7 @@
               <w:sdtContent>
                 <w:r>
                   <w:rPr>
-                    <w:rStyle w:val="af2"/>
+                    <w:rStyle w:val="af1"/>
                   </w:rPr>
                   <w:t>Место для ввода текста.</w:t>
                 </w:r>
@@ -6426,7 +6468,7 @@
               <w:sdtContent>
                 <w:r>
                   <w:rPr>
-                    <w:rStyle w:val="af2"/>
+                    <w:rStyle w:val="af1"/>
                   </w:rPr>
                   <w:t>Место для ввода текста.</w:t>
                 </w:r>
@@ -6474,7 +6516,7 @@
               <w:sdtContent>
                 <w:r>
                   <w:rPr>
-                    <w:rStyle w:val="af2"/>
+                    <w:rStyle w:val="af1"/>
                   </w:rPr>
                   <w:t>Место для ввода текста.</w:t>
                 </w:r>
@@ -6522,7 +6564,7 @@
               <w:sdtContent>
                 <w:r>
                   <w:rPr>
-                    <w:rStyle w:val="af2"/>
+                    <w:rStyle w:val="af1"/>
                     <w:lang w:val="uk-UA"/>
                   </w:rPr>
                   <w:t>Место для ввода текста.</w:t>
@@ -6569,7 +6611,7 @@
               <w:sdtContent>
                 <w:r>
                   <w:rPr>
-                    <w:rStyle w:val="af2"/>
+                    <w:rStyle w:val="af1"/>
                     <w:lang w:val="uk-UA"/>
                   </w:rPr>
                   <w:t>Место для ввода текста.</w:t>
@@ -6641,7 +6683,7 @@
               <w:sdtContent>
                 <w:r>
                   <w:rPr>
-                    <w:rStyle w:val="af2"/>
+                    <w:rStyle w:val="af1"/>
                     <w:lang w:val="uk-UA"/>
                   </w:rPr>
                   <w:t>Место для ввода текста.</w:t>
@@ -6690,7 +6732,7 @@
               <w:sdtContent>
                 <w:r>
                   <w:rPr>
-                    <w:rStyle w:val="af2"/>
+                    <w:rStyle w:val="af1"/>
                   </w:rPr>
                   <w:t>Место для ввода текста.</w:t>
                 </w:r>
@@ -6883,7 +6925,6 @@
                     <w:t>.           (</w:t>
                   </w:r>
                   <w:proofErr w:type="spellStart"/>
-                  <w:proofErr w:type="gramStart"/>
                   <w:r>
                     <w:rPr>
                       <w:sz w:val="18"/>
@@ -6899,16 +6940,7 @@
                       <w:szCs w:val="18"/>
                       <w:vertAlign w:val="superscript"/>
                     </w:rPr>
-                    <w:t xml:space="preserve">)   </w:t>
-                  </w:r>
-                  <w:proofErr w:type="gramEnd"/>
-                  <w:r>
-                    <w:rPr>
-                      <w:sz w:val="18"/>
-                      <w:szCs w:val="18"/>
-                      <w:vertAlign w:val="superscript"/>
-                    </w:rPr>
-                    <w:t xml:space="preserve">                </w:t>
+                    <w:t xml:space="preserve">)                   </w:t>
                   </w:r>
                 </w:p>
               </w:tc>
@@ -6960,7 +6992,7 @@
                     <w:sdtContent>
                       <w:r>
                         <w:rPr>
-                          <w:rStyle w:val="af2"/>
+                          <w:rStyle w:val="af1"/>
                         </w:rPr>
                         <w:t>Место для ввода текста.</w:t>
                       </w:r>
@@ -7232,7 +7264,6 @@
                 <w:lang w:val="uk-UA"/>
               </w:rPr>
             </w:pPr>
-            <w:bookmarkStart w:id="10" w:name="_GoBack"/>
             <w:r>
               <w:rPr>
                 <w:b w:val="0"/>
@@ -7305,7 +7336,7 @@
               <w:sdtContent>
                 <w:r>
                   <w:rPr>
-                    <w:rStyle w:val="af2"/>
+                    <w:rStyle w:val="af1"/>
                   </w:rPr>
                   <w:t>Место для ввода текста.</w:t>
                 </w:r>
@@ -7380,13 +7411,12 @@
               <w:sdtContent>
                 <w:r>
                   <w:rPr>
-                    <w:rStyle w:val="af2"/>
+                    <w:rStyle w:val="af1"/>
                   </w:rPr>
                   <w:t>Место для ввода текста.</w:t>
                 </w:r>
               </w:sdtContent>
             </w:sdt>
-            <w:bookmarkEnd w:id="10"/>
           </w:p>
         </w:tc>
       </w:tr>
@@ -7402,9 +7432,9 @@
           <w:lang w:val="ru-RU"/>
         </w:rPr>
         <w:sectPr>
-          <w:headerReference w:type="default" r:id="rId11"/>
-          <w:footerReference w:type="even" r:id="rId12"/>
-          <w:footerReference w:type="default" r:id="rId13"/>
+          <w:headerReference w:type="default" r:id="rId12"/>
+          <w:footerReference w:type="even" r:id="rId13"/>
+          <w:footerReference w:type="default" r:id="rId14"/>
           <w:pgSz w:w="11907" w:h="16840" w:code="9"/>
           <w:pgMar w:top="963" w:right="747" w:bottom="719" w:left="900" w:header="285" w:footer="303" w:gutter="0"/>
           <w:cols w:space="720"/>
@@ -7413,7 +7443,7 @@
     </w:p>
     <w:p>
       <w:pPr>
-        <w:pStyle w:val="af0"/>
+        <w:pStyle w:val="af"/>
         <w:pageBreakBefore/>
         <w:ind w:left="-142" w:firstLine="0"/>
       </w:pPr>
@@ -7471,7 +7501,7 @@
                               <w:rPr>
                                 <w:sz w:val="24"/>
                                 <w:szCs w:val="24"/>
-                                <w:lang w:val="ru-UA"/>
+                                <w:lang w:val="aa-ET"/>
                               </w:rPr>
                             </w:pPr>
                             <w:r>
@@ -7520,7 +7550,7 @@
               </wp:anchor>
             </w:drawing>
           </mc:Choice>
-          <mc:Fallback>
+          <mc:Fallback xmlns:w16se="http://schemas.microsoft.com/office/word/2015/wordml/symex" xmlns:w16cid="http://schemas.microsoft.com/office/word/2016/wordml/cid" xmlns:am3d="http://schemas.microsoft.com/office/drawing/2017/model3d" xmlns:aink="http://schemas.microsoft.com/office/drawing/2016/ink" xmlns:cx8="http://schemas.microsoft.com/office/drawing/2016/5/14/chartex" xmlns:cx7="http://schemas.microsoft.com/office/drawing/2016/5/13/chartex" xmlns:cx6="http://schemas.microsoft.com/office/drawing/2016/5/12/chartex" xmlns:cx5="http://schemas.microsoft.com/office/drawing/2016/5/11/chartex" xmlns:cx4="http://schemas.microsoft.com/office/drawing/2016/5/10/chartex" xmlns:cx3="http://schemas.microsoft.com/office/drawing/2016/5/9/chartex" xmlns:cx2="http://schemas.microsoft.com/office/drawing/2015/10/21/chartex" xmlns:cx1="http://schemas.microsoft.com/office/drawing/2015/9/8/chartex" xmlns:cx="http://schemas.microsoft.com/office/drawing/2014/chartex">
             <w:pict>
               <v:shapetype id="_x0000_t202" coordsize="21600,21600" o:spt="202" path="m,l,21600r21600,l21600,xe">
                 <v:stroke joinstyle="miter"/>
@@ -7730,7 +7760,7 @@
     </w:p>
     <w:p>
       <w:pPr>
-        <w:pStyle w:val="ac"/>
+        <w:pStyle w:val="1"/>
         <w:ind w:left="-142" w:firstLine="708"/>
         <w:jc w:val="right"/>
         <w:rPr>
@@ -7741,14 +7771,14 @@
     </w:p>
     <w:p>
       <w:pPr>
-        <w:pStyle w:val="ac"/>
+        <w:pStyle w:val="1"/>
         <w:ind w:left="3600" w:firstLine="720"/>
         <w:jc w:val="left"/>
       </w:pPr>
     </w:p>
     <w:p>
       <w:pPr>
-        <w:pStyle w:val="ac"/>
+        <w:pStyle w:val="1"/>
         <w:ind w:left="3600" w:firstLine="720"/>
         <w:jc w:val="left"/>
         <w:rPr>
@@ -7767,7 +7797,7 @@
     </w:p>
     <w:p>
       <w:pPr>
-        <w:pStyle w:val="ac"/>
+        <w:pStyle w:val="1"/>
         <w:ind w:left="6372" w:firstLine="708"/>
         <w:jc w:val="left"/>
         <w:rPr>
@@ -8039,7 +8069,6 @@
               </w:rPr>
             </w:pPr>
             <w:proofErr w:type="spellStart"/>
-            <w:proofErr w:type="gramStart"/>
             <w:r>
               <w:rPr>
                 <w:rFonts w:eastAsia="Times New Roman"/>
@@ -8055,16 +8084,7 @@
                 <w:sz w:val="23"/>
                 <w:szCs w:val="23"/>
               </w:rPr>
-              <w:t xml:space="preserve">  -</w:t>
-            </w:r>
-            <w:proofErr w:type="gramEnd"/>
-            <w:r>
-              <w:rPr>
-                <w:rFonts w:eastAsia="Times New Roman"/>
-                <w:sz w:val="23"/>
-                <w:szCs w:val="23"/>
-              </w:rPr>
-              <w:t xml:space="preserve"> П.І.Б. </w:t>
+              <w:t xml:space="preserve">  - П.І.Б. </w:t>
             </w:r>
             <w:proofErr w:type="spellStart"/>
             <w:r>
@@ -8348,31 +8368,19 @@
                 <w:szCs w:val="18"/>
                 <w:lang w:val="uk-UA"/>
               </w:rPr>
-              <w:t>год</w:t>
+              <w:t>год.:</w:t>
             </w:r>
-            <w:proofErr w:type="gramStart"/>
+            <w:proofErr w:type="spellStart"/>
             <w:r>
               <w:rPr>
                 <w:rFonts w:ascii="Arial Narrow" w:eastAsia="Times New Roman" w:hAnsi="Arial Narrow"/>
                 <w:b w:val="0"/>
                 <w:sz w:val="18"/>
                 <w:szCs w:val="18"/>
-                <w:lang w:val="uk-UA"/>
-              </w:rPr>
-              <w:t>.:</w:t>
-            </w:r>
-            <w:proofErr w:type="spellStart"/>
-            <w:r>
-              <w:rPr>
-                <w:rFonts w:ascii="Arial Narrow" w:eastAsia="Times New Roman" w:hAnsi="Arial Narrow"/>
-                <w:b w:val="0"/>
-                <w:sz w:val="18"/>
-                <w:szCs w:val="18"/>
               </w:rPr>
               <w:t>хвил</w:t>
             </w:r>
             <w:proofErr w:type="spellEnd"/>
-            <w:proofErr w:type="gramEnd"/>
             <w:r>
               <w:rPr>
                 <w:rFonts w:ascii="Arial Narrow" w:eastAsia="Times New Roman" w:hAnsi="Arial Narrow"/>
@@ -8635,31 +8643,19 @@
                 <w:szCs w:val="18"/>
                 <w:lang w:val="uk-UA"/>
               </w:rPr>
-              <w:t>год</w:t>
+              <w:t>год.:</w:t>
             </w:r>
-            <w:proofErr w:type="gramStart"/>
+            <w:proofErr w:type="spellStart"/>
             <w:r>
               <w:rPr>
                 <w:rFonts w:ascii="Arial Narrow" w:eastAsia="Times New Roman" w:hAnsi="Arial Narrow"/>
                 <w:b w:val="0"/>
                 <w:sz w:val="18"/>
                 <w:szCs w:val="18"/>
-                <w:lang w:val="uk-UA"/>
-              </w:rPr>
-              <w:t>.:</w:t>
-            </w:r>
-            <w:proofErr w:type="spellStart"/>
-            <w:r>
-              <w:rPr>
-                <w:rFonts w:ascii="Arial Narrow" w:eastAsia="Times New Roman" w:hAnsi="Arial Narrow"/>
-                <w:b w:val="0"/>
-                <w:sz w:val="18"/>
-                <w:szCs w:val="18"/>
               </w:rPr>
               <w:t>хвил</w:t>
             </w:r>
             <w:proofErr w:type="spellEnd"/>
-            <w:proofErr w:type="gramEnd"/>
             <w:r>
               <w:rPr>
                 <w:rFonts w:ascii="Arial Narrow" w:eastAsia="Times New Roman" w:hAnsi="Arial Narrow"/>
@@ -10595,7 +10591,7 @@
               </wp:anchor>
             </w:drawing>
           </mc:Choice>
-          <mc:Fallback>
+          <mc:Fallback xmlns:w16se="http://schemas.microsoft.com/office/word/2015/wordml/symex" xmlns:w16cid="http://schemas.microsoft.com/office/word/2016/wordml/cid" xmlns:am3d="http://schemas.microsoft.com/office/drawing/2017/model3d" xmlns:aink="http://schemas.microsoft.com/office/drawing/2016/ink" xmlns:cx8="http://schemas.microsoft.com/office/drawing/2016/5/14/chartex" xmlns:cx7="http://schemas.microsoft.com/office/drawing/2016/5/13/chartex" xmlns:cx6="http://schemas.microsoft.com/office/drawing/2016/5/12/chartex" xmlns:cx5="http://schemas.microsoft.com/office/drawing/2016/5/11/chartex" xmlns:cx4="http://schemas.microsoft.com/office/drawing/2016/5/10/chartex" xmlns:cx3="http://schemas.microsoft.com/office/drawing/2016/5/9/chartex" xmlns:cx2="http://schemas.microsoft.com/office/drawing/2015/10/21/chartex" xmlns:cx1="http://schemas.microsoft.com/office/drawing/2015/9/8/chartex" xmlns:cx="http://schemas.microsoft.com/office/drawing/2014/chartex">
             <w:pict>
               <v:shapetype id="_x0000_t109" coordsize="21600,21600" o:spt="109" path="m,l,21600r21600,l21600,xe">
                 <v:stroke joinstyle="miter"/>
@@ -11616,7 +11612,7 @@
                               <w:rPr>
                                 <w:sz w:val="24"/>
                                 <w:szCs w:val="24"/>
-                                <w:lang w:val="ru-UA"/>
+                                <w:lang w:val="aa-ET"/>
                               </w:rPr>
                             </w:pPr>
                             <w:r>
@@ -11665,7 +11661,7 @@
               </wp:anchor>
             </w:drawing>
           </mc:Choice>
-          <mc:Fallback>
+          <mc:Fallback xmlns:w16se="http://schemas.microsoft.com/office/word/2015/wordml/symex" xmlns:w16cid="http://schemas.microsoft.com/office/word/2016/wordml/cid" xmlns:am3d="http://schemas.microsoft.com/office/drawing/2017/model3d" xmlns:aink="http://schemas.microsoft.com/office/drawing/2016/ink" xmlns:cx8="http://schemas.microsoft.com/office/drawing/2016/5/14/chartex" xmlns:cx7="http://schemas.microsoft.com/office/drawing/2016/5/13/chartex" xmlns:cx6="http://schemas.microsoft.com/office/drawing/2016/5/12/chartex" xmlns:cx5="http://schemas.microsoft.com/office/drawing/2016/5/11/chartex" xmlns:cx4="http://schemas.microsoft.com/office/drawing/2016/5/10/chartex" xmlns:cx3="http://schemas.microsoft.com/office/drawing/2016/5/9/chartex" xmlns:cx2="http://schemas.microsoft.com/office/drawing/2015/10/21/chartex" xmlns:cx1="http://schemas.microsoft.com/office/drawing/2015/9/8/chartex" xmlns:cx="http://schemas.microsoft.com/office/drawing/2014/chartex">
             <w:pict>
               <v:shape id="WordArt 8" o:spid="_x0000_s1028" type="#_x0000_t202" style="position:absolute;left:0;text-align:left;margin-left:139.3pt;margin-top:-132.7pt;width:246pt;height:540pt;z-index:251656704;visibility:visible;mso-wrap-style:square;mso-width-percent:0;mso-height-percent:0;mso-wrap-distance-left:9pt;mso-wrap-distance-top:0;mso-wrap-distance-right:9pt;mso-wrap-distance-bottom:0;mso-position-horizontal:absolute;mso-position-horizontal-relative:text;mso-position-vertical:absolute;mso-position-vertical-relative:text;mso-width-percent:0;mso-height-percent:0;mso-width-relative:page;mso-height-relative:page;v-text-anchor:top" o:gfxdata="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" filled="f" stroked="f">
                 <o:lock v:ext="edit" shapetype="t"/>
@@ -12406,18 +12402,8 @@
                 <w:szCs w:val="22"/>
                 <w:lang w:val="ru-RU"/>
               </w:rPr>
-              <w:t>(Код ЄДРПОУ: ______________</w:t>
+              <w:t>(Код ЄДРПОУ: _______________ )</w:t>
             </w:r>
-            <w:proofErr w:type="gramStart"/>
-            <w:r>
-              <w:rPr>
-                <w:sz w:val="22"/>
-                <w:szCs w:val="22"/>
-                <w:lang w:val="ru-RU"/>
-              </w:rPr>
-              <w:t>_ )</w:t>
-            </w:r>
-            <w:proofErr w:type="gramEnd"/>
           </w:p>
         </w:tc>
         <w:tc>
@@ -14498,7 +14484,7 @@
 </file>
 
 <file path=word/endnotes.xml><?xml version="1.0" encoding="utf-8"?>
-<w:endnotes xmlns:wpc="http://schemas.microsoft.com/office/word/2010/wordprocessingCanvas" xmlns:cx="http://schemas.microsoft.com/office/drawing/2014/chartex" xmlns:cx1="http://schemas.microsoft.com/office/drawing/2015/9/8/chartex" xmlns:cx2="http://schemas.microsoft.com/office/drawing/2015/10/21/chartex" xmlns:cx3="http://schemas.microsoft.com/office/drawing/2016/5/9/chartex" xmlns:cx4="http://schemas.microsoft.com/office/drawing/2016/5/10/chartex" xmlns:cx5="http://schemas.microsoft.com/office/drawing/2016/5/11/chartex" xmlns:cx6="http://schemas.microsoft.com/office/drawing/2016/5/12/chartex" xmlns:cx7="http://schemas.microsoft.com/office/drawing/2016/5/13/chartex" xmlns:cx8="http://schemas.microsoft.com/office/drawing/2016/5/14/chartex" xmlns:mc="http://schemas.openxmlformats.org/markup-compatibility/2006" xmlns:aink="http://schemas.microsoft.com/office/drawing/2016/ink" xmlns:am3d="http://schemas.microsoft.com/office/drawing/2017/model3d" xmlns:o="urn:schemas-microsoft-com:office:office" xmlns:r="http://schemas.openxmlformats.org/officeDocument/2006/relationships" xmlns:m="http://schemas.openxmlformats.org/officeDocument/2006/math" xmlns:v="urn:schemas-microsoft-com:vml" xmlns:wp14="http://schemas.microsoft.com/office/word/2010/wordprocessingDrawing" xmlns:wp="http://schemas.openxmlformats.org/drawingml/2006/wordprocessingDrawing" xmlns:w10="urn:schemas-microsoft-com:office:word" xmlns:w="http://schemas.openxmlformats.org/wordprocessingml/2006/main" xmlns:w14="http://schemas.microsoft.com/office/word/2010/wordml" xmlns:w15="http://schemas.microsoft.com/office/word/2012/wordml" xmlns:w16cid="http://schemas.microsoft.com/office/word/2016/wordml/cid" xmlns:w16se="http://schemas.microsoft.com/office/word/2015/wordml/symex" xmlns:wpg="http://schemas.microsoft.com/office/word/2010/wordprocessingGroup" xmlns:wpi="http://schemas.microsoft.com/office/word/2010/wordprocessingInk" xmlns:wne="http://schemas.microsoft.com/office/word/2006/wordml" xmlns:wps="http://schemas.microsoft.com/office/word/2010/wordprocessingShape" mc:Ignorable="w14 w15 w16se w16cid wp14">
+<w:endnotes xmlns:wpc="http://schemas.microsoft.com/office/word/2010/wordprocessingCanvas" xmlns:mc="http://schemas.openxmlformats.org/markup-compatibility/2006" xmlns:o="urn:schemas-microsoft-com:office:office" xmlns:r="http://schemas.openxmlformats.org/officeDocument/2006/relationships" xmlns:m="http://schemas.openxmlformats.org/officeDocument/2006/math" xmlns:v="urn:schemas-microsoft-com:vml" xmlns:wp14="http://schemas.microsoft.com/office/word/2010/wordprocessingDrawing" xmlns:wp="http://schemas.openxmlformats.org/drawingml/2006/wordprocessingDrawing" xmlns:w10="urn:schemas-microsoft-com:office:word" xmlns:w="http://schemas.openxmlformats.org/wordprocessingml/2006/main" xmlns:w14="http://schemas.microsoft.com/office/word/2010/wordml" xmlns:w15="http://schemas.microsoft.com/office/word/2012/wordml" xmlns:wpg="http://schemas.microsoft.com/office/word/2010/wordprocessingGroup" xmlns:wpi="http://schemas.microsoft.com/office/word/2010/wordprocessingInk" xmlns:wne="http://schemas.microsoft.com/office/word/2006/wordml" xmlns:wps="http://schemas.microsoft.com/office/word/2010/wordprocessingShape" mc:Ignorable="w14 w15 wp14">
   <w:endnote w:type="separator" w:id="-1">
     <w:p>
       <w:r>
@@ -14517,7 +14503,7 @@
 </file>
 
 <file path=word/footer1.xml><?xml version="1.0" encoding="utf-8"?>
-<w:ftr xmlns:wpc="http://schemas.microsoft.com/office/word/2010/wordprocessingCanvas" xmlns:cx="http://schemas.microsoft.com/office/drawing/2014/chartex" xmlns:cx1="http://schemas.microsoft.com/office/drawing/2015/9/8/chartex" xmlns:cx2="http://schemas.microsoft.com/office/drawing/2015/10/21/chartex" xmlns:cx3="http://schemas.microsoft.com/office/drawing/2016/5/9/chartex" xmlns:cx4="http://schemas.microsoft.com/office/drawing/2016/5/10/chartex" xmlns:cx5="http://schemas.microsoft.com/office/drawing/2016/5/11/chartex" xmlns:cx6="http://schemas.microsoft.com/office/drawing/2016/5/12/chartex" xmlns:cx7="http://schemas.microsoft.com/office/drawing/2016/5/13/chartex" xmlns:cx8="http://schemas.microsoft.com/office/drawing/2016/5/14/chartex" xmlns:mc="http://schemas.openxmlformats.org/markup-compatibility/2006" xmlns:aink="http://schemas.microsoft.com/office/drawing/2016/ink" xmlns:am3d="http://schemas.microsoft.com/office/drawing/2017/model3d" xmlns:o="urn:schemas-microsoft-com:office:office" xmlns:r="http://schemas.openxmlformats.org/officeDocument/2006/relationships" xmlns:m="http://schemas.openxmlformats.org/officeDocument/2006/math" xmlns:v="urn:schemas-microsoft-com:vml" xmlns:wp14="http://schemas.microsoft.com/office/word/2010/wordprocessingDrawing" xmlns:wp="http://schemas.openxmlformats.org/drawingml/2006/wordprocessingDrawing" xmlns:w10="urn:schemas-microsoft-com:office:word" xmlns:w="http://schemas.openxmlformats.org/wordprocessingml/2006/main" xmlns:w14="http://schemas.microsoft.com/office/word/2010/wordml" xmlns:w15="http://schemas.microsoft.com/office/word/2012/wordml" xmlns:w16cid="http://schemas.microsoft.com/office/word/2016/wordml/cid" xmlns:w16se="http://schemas.microsoft.com/office/word/2015/wordml/symex" xmlns:wpg="http://schemas.microsoft.com/office/word/2010/wordprocessingGroup" xmlns:wpi="http://schemas.microsoft.com/office/word/2010/wordprocessingInk" xmlns:wne="http://schemas.microsoft.com/office/word/2006/wordml" xmlns:wps="http://schemas.microsoft.com/office/word/2010/wordprocessingShape" mc:Ignorable="w14 w15 w16se w16cid wp14">
+<w:ftr xmlns:wpc="http://schemas.microsoft.com/office/word/2010/wordprocessingCanvas" xmlns:mc="http://schemas.openxmlformats.org/markup-compatibility/2006" xmlns:o="urn:schemas-microsoft-com:office:office" xmlns:r="http://schemas.openxmlformats.org/officeDocument/2006/relationships" xmlns:m="http://schemas.openxmlformats.org/officeDocument/2006/math" xmlns:v="urn:schemas-microsoft-com:vml" xmlns:wp14="http://schemas.microsoft.com/office/word/2010/wordprocessingDrawing" xmlns:wp="http://schemas.openxmlformats.org/drawingml/2006/wordprocessingDrawing" xmlns:w10="urn:schemas-microsoft-com:office:word" xmlns:w="http://schemas.openxmlformats.org/wordprocessingml/2006/main" xmlns:w14="http://schemas.microsoft.com/office/word/2010/wordml" xmlns:w15="http://schemas.microsoft.com/office/word/2012/wordml" xmlns:wpg="http://schemas.microsoft.com/office/word/2010/wordprocessingGroup" xmlns:wpi="http://schemas.microsoft.com/office/word/2010/wordprocessingInk" xmlns:wne="http://schemas.microsoft.com/office/word/2006/wordml" xmlns:wps="http://schemas.microsoft.com/office/word/2010/wordprocessingShape" mc:Ignorable="w14 w15 wp14">
   <w:p>
     <w:pPr>
       <w:pStyle w:val="a7"/>
@@ -14555,7 +14541,7 @@
 </file>
 
 <file path=word/footer2.xml><?xml version="1.0" encoding="utf-8"?>
-<w:ftr xmlns:wpc="http://schemas.microsoft.com/office/word/2010/wordprocessingCanvas" xmlns:cx="http://schemas.microsoft.com/office/drawing/2014/chartex" xmlns:cx1="http://schemas.microsoft.com/office/drawing/2015/9/8/chartex" xmlns:cx2="http://schemas.microsoft.com/office/drawing/2015/10/21/chartex" xmlns:cx3="http://schemas.microsoft.com/office/drawing/2016/5/9/chartex" xmlns:cx4="http://schemas.microsoft.com/office/drawing/2016/5/10/chartex" xmlns:cx5="http://schemas.microsoft.com/office/drawing/2016/5/11/chartex" xmlns:cx6="http://schemas.microsoft.com/office/drawing/2016/5/12/chartex" xmlns:cx7="http://schemas.microsoft.com/office/drawing/2016/5/13/chartex" xmlns:cx8="http://schemas.microsoft.com/office/drawing/2016/5/14/chartex" xmlns:mc="http://schemas.openxmlformats.org/markup-compatibility/2006" xmlns:aink="http://schemas.microsoft.com/office/drawing/2016/ink" xmlns:am3d="http://schemas.microsoft.com/office/drawing/2017/model3d" xmlns:o="urn:schemas-microsoft-com:office:office" xmlns:r="http://schemas.openxmlformats.org/officeDocument/2006/relationships" xmlns:m="http://schemas.openxmlformats.org/officeDocument/2006/math" xmlns:v="urn:schemas-microsoft-com:vml" xmlns:wp14="http://schemas.microsoft.com/office/word/2010/wordprocessingDrawing" xmlns:wp="http://schemas.openxmlformats.org/drawingml/2006/wordprocessingDrawing" xmlns:w10="urn:schemas-microsoft-com:office:word" xmlns:w="http://schemas.openxmlformats.org/wordprocessingml/2006/main" xmlns:w14="http://schemas.microsoft.com/office/word/2010/wordml" xmlns:w15="http://schemas.microsoft.com/office/word/2012/wordml" xmlns:w16cid="http://schemas.microsoft.com/office/word/2016/wordml/cid" xmlns:w16se="http://schemas.microsoft.com/office/word/2015/wordml/symex" xmlns:wpg="http://schemas.microsoft.com/office/word/2010/wordprocessingGroup" xmlns:wpi="http://schemas.microsoft.com/office/word/2010/wordprocessingInk" xmlns:wne="http://schemas.microsoft.com/office/word/2006/wordml" xmlns:wps="http://schemas.microsoft.com/office/word/2010/wordprocessingShape" mc:Ignorable="w14 w15 w16se w16cid wp14">
+<w:ftr xmlns:wpc="http://schemas.microsoft.com/office/word/2010/wordprocessingCanvas" xmlns:mc="http://schemas.openxmlformats.org/markup-compatibility/2006" xmlns:o="urn:schemas-microsoft-com:office:office" xmlns:r="http://schemas.openxmlformats.org/officeDocument/2006/relationships" xmlns:m="http://schemas.openxmlformats.org/officeDocument/2006/math" xmlns:v="urn:schemas-microsoft-com:vml" xmlns:wp14="http://schemas.microsoft.com/office/word/2010/wordprocessingDrawing" xmlns:wp="http://schemas.openxmlformats.org/drawingml/2006/wordprocessingDrawing" xmlns:w10="urn:schemas-microsoft-com:office:word" xmlns:w="http://schemas.openxmlformats.org/wordprocessingml/2006/main" xmlns:w14="http://schemas.microsoft.com/office/word/2010/wordml" xmlns:w15="http://schemas.microsoft.com/office/word/2012/wordml" xmlns:wpg="http://schemas.microsoft.com/office/word/2010/wordprocessingGroup" xmlns:wpi="http://schemas.microsoft.com/office/word/2010/wordprocessingInk" xmlns:wne="http://schemas.microsoft.com/office/word/2006/wordml" xmlns:wps="http://schemas.microsoft.com/office/word/2010/wordprocessingShape" mc:Ignorable="w14 w15 wp14">
   <w:p>
     <w:pPr>
       <w:pStyle w:val="a7"/>
@@ -14597,7 +14583,7 @@
         <w:sz w:val="18"/>
         <w:szCs w:val="18"/>
       </w:rPr>
-      <w:t>8</w:t>
+      <w:t>9</w:t>
     </w:r>
     <w:r>
       <w:rPr>
@@ -14734,7 +14720,7 @@
 </file>
 
 <file path=word/footnotes.xml><?xml version="1.0" encoding="utf-8"?>
-<w:footnotes xmlns:wpc="http://schemas.microsoft.com/office/word/2010/wordprocessingCanvas" xmlns:cx="http://schemas.microsoft.com/office/drawing/2014/chartex" xmlns:cx1="http://schemas.microsoft.com/office/drawing/2015/9/8/chartex" xmlns:cx2="http://schemas.microsoft.com/office/drawing/2015/10/21/chartex" xmlns:cx3="http://schemas.microsoft.com/office/drawing/2016/5/9/chartex" xmlns:cx4="http://schemas.microsoft.com/office/drawing/2016/5/10/chartex" xmlns:cx5="http://schemas.microsoft.com/office/drawing/2016/5/11/chartex" xmlns:cx6="http://schemas.microsoft.com/office/drawing/2016/5/12/chartex" xmlns:cx7="http://schemas.microsoft.com/office/drawing/2016/5/13/chartex" xmlns:cx8="http://schemas.microsoft.com/office/drawing/2016/5/14/chartex" xmlns:mc="http://schemas.openxmlformats.org/markup-compatibility/2006" xmlns:aink="http://schemas.microsoft.com/office/drawing/2016/ink" xmlns:am3d="http://schemas.microsoft.com/office/drawing/2017/model3d" xmlns:o="urn:schemas-microsoft-com:office:office" xmlns:r="http://schemas.openxmlformats.org/officeDocument/2006/relationships" xmlns:m="http://schemas.openxmlformats.org/officeDocument/2006/math" xmlns:v="urn:schemas-microsoft-com:vml" xmlns:wp14="http://schemas.microsoft.com/office/word/2010/wordprocessingDrawing" xmlns:wp="http://schemas.openxmlformats.org/drawingml/2006/wordprocessingDrawing" xmlns:w10="urn:schemas-microsoft-com:office:word" xmlns:w="http://schemas.openxmlformats.org/wordprocessingml/2006/main" xmlns:w14="http://schemas.microsoft.com/office/word/2010/wordml" xmlns:w15="http://schemas.microsoft.com/office/word/2012/wordml" xmlns:w16cid="http://schemas.microsoft.com/office/word/2016/wordml/cid" xmlns:w16se="http://schemas.microsoft.com/office/word/2015/wordml/symex" xmlns:wpg="http://schemas.microsoft.com/office/word/2010/wordprocessingGroup" xmlns:wpi="http://schemas.microsoft.com/office/word/2010/wordprocessingInk" xmlns:wne="http://schemas.microsoft.com/office/word/2006/wordml" xmlns:wps="http://schemas.microsoft.com/office/word/2010/wordprocessingShape" mc:Ignorable="w14 w15 w16se w16cid wp14">
+<w:footnotes xmlns:wpc="http://schemas.microsoft.com/office/word/2010/wordprocessingCanvas" xmlns:mc="http://schemas.openxmlformats.org/markup-compatibility/2006" xmlns:o="urn:schemas-microsoft-com:office:office" xmlns:r="http://schemas.openxmlformats.org/officeDocument/2006/relationships" xmlns:m="http://schemas.openxmlformats.org/officeDocument/2006/math" xmlns:v="urn:schemas-microsoft-com:vml" xmlns:wp14="http://schemas.microsoft.com/office/word/2010/wordprocessingDrawing" xmlns:wp="http://schemas.openxmlformats.org/drawingml/2006/wordprocessingDrawing" xmlns:w10="urn:schemas-microsoft-com:office:word" xmlns:w="http://schemas.openxmlformats.org/wordprocessingml/2006/main" xmlns:w14="http://schemas.microsoft.com/office/word/2010/wordml" xmlns:w15="http://schemas.microsoft.com/office/word/2012/wordml" xmlns:wpg="http://schemas.microsoft.com/office/word/2010/wordprocessingGroup" xmlns:wpi="http://schemas.microsoft.com/office/word/2010/wordprocessingInk" xmlns:wne="http://schemas.microsoft.com/office/word/2006/wordml" xmlns:wps="http://schemas.microsoft.com/office/word/2010/wordprocessingShape" mc:Ignorable="w14 w15 wp14">
   <w:footnote w:type="separator" w:id="-1">
     <w:p>
       <w:r>
@@ -14753,7 +14739,7 @@
 </file>
 
 <file path=word/header1.xml><?xml version="1.0" encoding="utf-8"?>
-<w:hdr xmlns:wpc="http://schemas.microsoft.com/office/word/2010/wordprocessingCanvas" xmlns:cx="http://schemas.microsoft.com/office/drawing/2014/chartex" xmlns:cx1="http://schemas.microsoft.com/office/drawing/2015/9/8/chartex" xmlns:cx2="http://schemas.microsoft.com/office/drawing/2015/10/21/chartex" xmlns:cx3="http://schemas.microsoft.com/office/drawing/2016/5/9/chartex" xmlns:cx4="http://schemas.microsoft.com/office/drawing/2016/5/10/chartex" xmlns:cx5="http://schemas.microsoft.com/office/drawing/2016/5/11/chartex" xmlns:cx6="http://schemas.microsoft.com/office/drawing/2016/5/12/chartex" xmlns:cx7="http://schemas.microsoft.com/office/drawing/2016/5/13/chartex" xmlns:cx8="http://schemas.microsoft.com/office/drawing/2016/5/14/chartex" xmlns:mc="http://schemas.openxmlformats.org/markup-compatibility/2006" xmlns:aink="http://schemas.microsoft.com/office/drawing/2016/ink" xmlns:am3d="http://schemas.microsoft.com/office/drawing/2017/model3d" xmlns:o="urn:schemas-microsoft-com:office:office" xmlns:r="http://schemas.openxmlformats.org/officeDocument/2006/relationships" xmlns:m="http://schemas.openxmlformats.org/officeDocument/2006/math" xmlns:v="urn:schemas-microsoft-com:vml" xmlns:wp14="http://schemas.microsoft.com/office/word/2010/wordprocessingDrawing" xmlns:wp="http://schemas.openxmlformats.org/drawingml/2006/wordprocessingDrawing" xmlns:w10="urn:schemas-microsoft-com:office:word" xmlns:w="http://schemas.openxmlformats.org/wordprocessingml/2006/main" xmlns:w14="http://schemas.microsoft.com/office/word/2010/wordml" xmlns:w15="http://schemas.microsoft.com/office/word/2012/wordml" xmlns:w16cid="http://schemas.microsoft.com/office/word/2016/wordml/cid" xmlns:w16se="http://schemas.microsoft.com/office/word/2015/wordml/symex" xmlns:wpg="http://schemas.microsoft.com/office/word/2010/wordprocessingGroup" xmlns:wpi="http://schemas.microsoft.com/office/word/2010/wordprocessingInk" xmlns:wne="http://schemas.microsoft.com/office/word/2006/wordml" xmlns:wps="http://schemas.microsoft.com/office/word/2010/wordprocessingShape" mc:Ignorable="w14 w15 w16se w16cid wp14">
+<w:hdr xmlns:wpc="http://schemas.microsoft.com/office/word/2010/wordprocessingCanvas" xmlns:mc="http://schemas.openxmlformats.org/markup-compatibility/2006" xmlns:o="urn:schemas-microsoft-com:office:office" xmlns:r="http://schemas.openxmlformats.org/officeDocument/2006/relationships" xmlns:m="http://schemas.openxmlformats.org/officeDocument/2006/math" xmlns:v="urn:schemas-microsoft-com:vml" xmlns:wp14="http://schemas.microsoft.com/office/word/2010/wordprocessingDrawing" xmlns:wp="http://schemas.openxmlformats.org/drawingml/2006/wordprocessingDrawing" xmlns:w10="urn:schemas-microsoft-com:office:word" xmlns:w="http://schemas.openxmlformats.org/wordprocessingml/2006/main" xmlns:w14="http://schemas.microsoft.com/office/word/2010/wordml" xmlns:w15="http://schemas.microsoft.com/office/word/2012/wordml" xmlns:wpg="http://schemas.microsoft.com/office/word/2010/wordprocessingGroup" xmlns:wpi="http://schemas.microsoft.com/office/word/2010/wordprocessingInk" xmlns:wne="http://schemas.microsoft.com/office/word/2006/wordml" xmlns:wps="http://schemas.microsoft.com/office/word/2010/wordprocessingShape" mc:Ignorable="w14 w15 wp14">
   <w:p>
     <w:pPr>
       <w:pStyle w:val="a5"/>
@@ -14817,8 +14803,8 @@
 </file>
 
 <file path=word/numbering.xml><?xml version="1.0" encoding="utf-8"?>
-<w:numbering xmlns:wpc="http://schemas.microsoft.com/office/word/2010/wordprocessingCanvas" xmlns:cx="http://schemas.microsoft.com/office/drawing/2014/chartex" xmlns:cx1="http://schemas.microsoft.com/office/drawing/2015/9/8/chartex" xmlns:cx2="http://schemas.microsoft.com/office/drawing/2015/10/21/chartex" xmlns:cx3="http://schemas.microsoft.com/office/drawing/2016/5/9/chartex" xmlns:cx4="http://schemas.microsoft.com/office/drawing/2016/5/10/chartex" xmlns:cx5="http://schemas.microsoft.com/office/drawing/2016/5/11/chartex" xmlns:cx6="http://schemas.microsoft.com/office/drawing/2016/5/12/chartex" xmlns:cx7="http://schemas.microsoft.com/office/drawing/2016/5/13/chartex" xmlns:cx8="http://schemas.microsoft.com/office/drawing/2016/5/14/chartex" xmlns:mc="http://schemas.openxmlformats.org/markup-compatibility/2006" xmlns:aink="http://schemas.microsoft.com/office/drawing/2016/ink" xmlns:am3d="http://schemas.microsoft.com/office/drawing/2017/model3d" xmlns:o="urn:schemas-microsoft-com:office:office" xmlns:r="http://schemas.openxmlformats.org/officeDocument/2006/relationships" xmlns:m="http://schemas.openxmlformats.org/officeDocument/2006/math" xmlns:v="urn:schemas-microsoft-com:vml" xmlns:wp14="http://schemas.microsoft.com/office/word/2010/wordprocessingDrawing" xmlns:wp="http://schemas.openxmlformats.org/drawingml/2006/wordprocessingDrawing" xmlns:w10="urn:schemas-microsoft-com:office:word" xmlns:w="http://schemas.openxmlformats.org/wordprocessingml/2006/main" xmlns:w14="http://schemas.microsoft.com/office/word/2010/wordml" xmlns:w15="http://schemas.microsoft.com/office/word/2012/wordml" xmlns:w16cid="http://schemas.microsoft.com/office/word/2016/wordml/cid" xmlns:w16se="http://schemas.microsoft.com/office/word/2015/wordml/symex" xmlns:wpg="http://schemas.microsoft.com/office/word/2010/wordprocessingGroup" xmlns:wpi="http://schemas.microsoft.com/office/word/2010/wordprocessingInk" xmlns:wne="http://schemas.microsoft.com/office/word/2006/wordml" xmlns:wps="http://schemas.microsoft.com/office/word/2010/wordprocessingShape" mc:Ignorable="w14 w15 w16se w16cid wp14">
-  <w:abstractNum w:abstractNumId="0" w15:restartNumberingAfterBreak="0">
+<w:numbering xmlns:wpc="http://schemas.microsoft.com/office/word/2010/wordprocessingCanvas" xmlns:mc="http://schemas.openxmlformats.org/markup-compatibility/2006" xmlns:o="urn:schemas-microsoft-com:office:office" xmlns:r="http://schemas.openxmlformats.org/officeDocument/2006/relationships" xmlns:m="http://schemas.openxmlformats.org/officeDocument/2006/math" xmlns:v="urn:schemas-microsoft-com:vml" xmlns:wp14="http://schemas.microsoft.com/office/word/2010/wordprocessingDrawing" xmlns:wp="http://schemas.openxmlformats.org/drawingml/2006/wordprocessingDrawing" xmlns:w10="urn:schemas-microsoft-com:office:word" xmlns:w="http://schemas.openxmlformats.org/wordprocessingml/2006/main" xmlns:w14="http://schemas.microsoft.com/office/word/2010/wordml" xmlns:w15="http://schemas.microsoft.com/office/word/2012/wordml" xmlns:wpg="http://schemas.microsoft.com/office/word/2010/wordprocessingGroup" xmlns:wpi="http://schemas.microsoft.com/office/word/2010/wordprocessingInk" xmlns:wne="http://schemas.microsoft.com/office/word/2006/wordml" xmlns:wps="http://schemas.microsoft.com/office/word/2010/wordprocessingShape" mc:Ignorable="w14 w15 wp14">
+  <w:abstractNum w:abstractNumId="0">
     <w:nsid w:val="7AA7255E"/>
     <w:multiLevelType w:val="hybridMultilevel"/>
     <w:tmpl w:val="8A1A955A"/>
@@ -14938,17 +14924,17 @@
 </file>
 
 <file path=word/styles.xml><?xml version="1.0" encoding="utf-8"?>
-<w:styles xmlns:mc="http://schemas.openxmlformats.org/markup-compatibility/2006" xmlns:r="http://schemas.openxmlformats.org/officeDocument/2006/relationships" xmlns:w="http://schemas.openxmlformats.org/wordprocessingml/2006/main" xmlns:w14="http://schemas.microsoft.com/office/word/2010/wordml" xmlns:w15="http://schemas.microsoft.com/office/word/2012/wordml" xmlns:w16cid="http://schemas.microsoft.com/office/word/2016/wordml/cid" xmlns:w16se="http://schemas.microsoft.com/office/word/2015/wordml/symex" mc:Ignorable="w14 w15 w16se w16cid">
+<w:styles xmlns:mc="http://schemas.openxmlformats.org/markup-compatibility/2006" xmlns:r="http://schemas.openxmlformats.org/officeDocument/2006/relationships" xmlns:w="http://schemas.openxmlformats.org/wordprocessingml/2006/main" xmlns:w14="http://schemas.microsoft.com/office/word/2010/wordml" xmlns:w15="http://schemas.microsoft.com/office/word/2012/wordml" mc:Ignorable="w14 w15">
   <w:docDefaults>
     <w:rPrDefault>
       <w:rPr>
         <w:rFonts w:ascii="Times New Roman" w:eastAsia="Times New Roman" w:hAnsi="Times New Roman" w:cs="Times New Roman"/>
-        <w:lang w:val="ru-UA" w:eastAsia="ru-UA" w:bidi="ar-SA"/>
+        <w:lang w:val="aa-ET" w:eastAsia="aa-ET" w:bidi="ar-SA"/>
       </w:rPr>
     </w:rPrDefault>
     <w:pPrDefault/>
   </w:docDefaults>
-  <w:latentStyles w:defLockedState="0" w:defUIPriority="99" w:defSemiHidden="0" w:defUnhideWhenUsed="0" w:defQFormat="0" w:count="375">
+  <w:latentStyles w:defLockedState="0" w:defUIPriority="99" w:defSemiHidden="0" w:defUnhideWhenUsed="0" w:defQFormat="0" w:count="371">
     <w:lsdException w:name="Normal" w:uiPriority="0" w:qFormat="1"/>
     <w:lsdException w:name="heading 1" w:uiPriority="9" w:qFormat="1"/>
     <w:lsdException w:name="heading 2" w:semiHidden="1" w:uiPriority="0" w:unhideWhenUsed="1" w:qFormat="1"/>
@@ -15320,10 +15306,6 @@
     <w:lsdException w:name="List Table 5 Dark Accent 6" w:uiPriority="50"/>
     <w:lsdException w:name="List Table 6 Colorful Accent 6" w:uiPriority="51"/>
     <w:lsdException w:name="List Table 7 Colorful Accent 6" w:uiPriority="52"/>
-    <w:lsdException w:name="Mention" w:semiHidden="1" w:unhideWhenUsed="1"/>
-    <w:lsdException w:name="Smart Hyperlink" w:semiHidden="1" w:unhideWhenUsed="1"/>
-    <w:lsdException w:name="Hashtag" w:semiHidden="1" w:unhideWhenUsed="1"/>
-    <w:lsdException w:name="Unresolved Mention" w:semiHidden="1" w:unhideWhenUsed="1"/>
   </w:latentStyles>
   <w:style w:type="paragraph" w:default="1" w:styleId="a">
     <w:name w:val="Normal"/>
@@ -15496,6 +15478,7 @@
       <w:textAlignment w:val="baseline"/>
     </w:pPr>
     <w:tblPr>
+      <w:tblInd w:w="0" w:type="dxa"/>
       <w:tblBorders>
         <w:top w:val="single" w:sz="4" w:space="0" w:color="auto"/>
         <w:left w:val="single" w:sz="4" w:space="0" w:color="auto"/>
@@ -15504,12 +15487,18 @@
         <w:insideH w:val="single" w:sz="4" w:space="0" w:color="auto"/>
         <w:insideV w:val="single" w:sz="4" w:space="0" w:color="auto"/>
       </w:tblBorders>
+      <w:tblCellMar>
+        <w:top w:w="0" w:type="dxa"/>
+        <w:left w:w="108" w:type="dxa"/>
+        <w:bottom w:w="0" w:type="dxa"/>
+        <w:right w:w="108" w:type="dxa"/>
+      </w:tblCellMar>
     </w:tblPr>
   </w:style>
-  <w:style w:type="paragraph" w:customStyle="1" w:styleId="ac">
-    <w:name w:val="Название"/>
+  <w:style w:type="paragraph" w:customStyle="1" w:styleId="1">
+    <w:name w:val="Название1"/>
     <w:basedOn w:val="a"/>
-    <w:link w:val="ad"/>
+    <w:link w:val="ac"/>
     <w:qFormat/>
     <w:rsid w:val="00E57C25"/>
     <w:pPr>
@@ -15522,7 +15511,7 @@
       <w:lang w:val="uk-UA" w:eastAsia="ja-JP"/>
     </w:rPr>
   </w:style>
-  <w:style w:type="paragraph" w:customStyle="1" w:styleId="ae">
+  <w:style w:type="paragraph" w:customStyle="1" w:styleId="ad">
     <w:basedOn w:val="a"/>
     <w:rsid w:val="00E57C25"/>
     <w:pPr>
@@ -15541,7 +15530,7 @@
       <w:lang w:val="en-US" w:eastAsia="en-US"/>
     </w:rPr>
   </w:style>
-  <w:style w:type="paragraph" w:styleId="af">
+  <w:style w:type="paragraph" w:styleId="ae">
     <w:name w:val="Balloon Text"/>
     <w:basedOn w:val="a"/>
     <w:semiHidden/>
@@ -15552,7 +15541,7 @@
       <w:szCs w:val="16"/>
     </w:rPr>
   </w:style>
-  <w:style w:type="character" w:customStyle="1" w:styleId="1">
+  <w:style w:type="character" w:customStyle="1" w:styleId="10">
     <w:name w:val="Знак Знак1"/>
     <w:rsid w:val="002F6174"/>
     <w:rPr>
@@ -15693,9 +15682,9 @@
       <w:lang w:val="uk-UA" w:eastAsia="ja-JP"/>
     </w:rPr>
   </w:style>
-  <w:style w:type="character" w:customStyle="1" w:styleId="ad">
+  <w:style w:type="character" w:customStyle="1" w:styleId="ac">
     <w:name w:val="Заголовок Знак"/>
-    <w:link w:val="ac"/>
+    <w:link w:val="1"/>
     <w:rsid w:val="009A3BA0"/>
     <w:rPr>
       <w:rFonts w:eastAsia="MS Mincho"/>
@@ -15706,10 +15695,10 @@
       <w:lang w:val="uk-UA" w:eastAsia="ja-JP"/>
     </w:rPr>
   </w:style>
-  <w:style w:type="paragraph" w:styleId="af0">
+  <w:style w:type="paragraph" w:styleId="af">
     <w:name w:val="Subtitle"/>
     <w:basedOn w:val="a"/>
-    <w:link w:val="af1"/>
+    <w:link w:val="af0"/>
     <w:qFormat/>
     <w:rsid w:val="009A3BA0"/>
     <w:pPr>
@@ -15725,9 +15714,9 @@
       <w:lang w:val="uk-UA" w:eastAsia="ja-JP"/>
     </w:rPr>
   </w:style>
-  <w:style w:type="character" w:customStyle="1" w:styleId="af1">
+  <w:style w:type="character" w:customStyle="1" w:styleId="af0">
     <w:name w:val="Подзаголовок Знак"/>
-    <w:link w:val="af0"/>
+    <w:link w:val="af"/>
     <w:rsid w:val="009A3BA0"/>
     <w:rPr>
       <w:rFonts w:eastAsia="MS Mincho"/>
@@ -15736,7 +15725,7 @@
       <w:lang w:val="uk-UA" w:eastAsia="ja-JP"/>
     </w:rPr>
   </w:style>
-  <w:style w:type="character" w:styleId="af2">
+  <w:style w:type="character" w:styleId="af1">
     <w:name w:val="Placeholder Text"/>
     <w:basedOn w:val="a0"/>
     <w:uiPriority w:val="99"/>
@@ -15750,7 +15739,7 @@
 </file>
 
 <file path=word/glossary/document.xml><?xml version="1.0" encoding="utf-8"?>
-<w:glossaryDocument xmlns:wpc="http://schemas.microsoft.com/office/word/2010/wordprocessingCanvas" xmlns:cx="http://schemas.microsoft.com/office/drawing/2014/chartex" xmlns:cx1="http://schemas.microsoft.com/office/drawing/2015/9/8/chartex" xmlns:cx2="http://schemas.microsoft.com/office/drawing/2015/10/21/chartex" xmlns:cx3="http://schemas.microsoft.com/office/drawing/2016/5/9/chartex" xmlns:cx4="http://schemas.microsoft.com/office/drawing/2016/5/10/chartex" xmlns:cx5="http://schemas.microsoft.com/office/drawing/2016/5/11/chartex" xmlns:cx6="http://schemas.microsoft.com/office/drawing/2016/5/12/chartex" xmlns:cx7="http://schemas.microsoft.com/office/drawing/2016/5/13/chartex" xmlns:cx8="http://schemas.microsoft.com/office/drawing/2016/5/14/chartex" xmlns:mc="http://schemas.openxmlformats.org/markup-compatibility/2006" xmlns:aink="http://schemas.microsoft.com/office/drawing/2016/ink" xmlns:am3d="http://schemas.microsoft.com/office/drawing/2017/model3d" xmlns:o="urn:schemas-microsoft-com:office:office" xmlns:r="http://schemas.openxmlformats.org/officeDocument/2006/relationships" xmlns:m="http://schemas.openxmlformats.org/officeDocument/2006/math" xmlns:v="urn:schemas-microsoft-com:vml" xmlns:wp14="http://schemas.microsoft.com/office/word/2010/wordprocessingDrawing" xmlns:wp="http://schemas.openxmlformats.org/drawingml/2006/wordprocessingDrawing" xmlns:w10="urn:schemas-microsoft-com:office:word" xmlns:w="http://schemas.openxmlformats.org/wordprocessingml/2006/main" xmlns:w14="http://schemas.microsoft.com/office/word/2010/wordml" xmlns:w15="http://schemas.microsoft.com/office/word/2012/wordml" xmlns:w16cid="http://schemas.microsoft.com/office/word/2016/wordml/cid" xmlns:w16se="http://schemas.microsoft.com/office/word/2015/wordml/symex" xmlns:wpg="http://schemas.microsoft.com/office/word/2010/wordprocessingGroup" xmlns:wpi="http://schemas.microsoft.com/office/word/2010/wordprocessingInk" xmlns:wne="http://schemas.microsoft.com/office/word/2006/wordml" xmlns:wps="http://schemas.microsoft.com/office/word/2010/wordprocessingShape" mc:Ignorable="w14 w15 w16se w16cid wp14">
+<w:glossaryDocument xmlns:wpc="http://schemas.microsoft.com/office/word/2010/wordprocessingCanvas" xmlns:mc="http://schemas.openxmlformats.org/markup-compatibility/2006" xmlns:o="urn:schemas-microsoft-com:office:office" xmlns:r="http://schemas.openxmlformats.org/officeDocument/2006/relationships" xmlns:m="http://schemas.openxmlformats.org/officeDocument/2006/math" xmlns:v="urn:schemas-microsoft-com:vml" xmlns:wp14="http://schemas.microsoft.com/office/word/2010/wordprocessingDrawing" xmlns:wp="http://schemas.openxmlformats.org/drawingml/2006/wordprocessingDrawing" xmlns:w10="urn:schemas-microsoft-com:office:word" xmlns:w="http://schemas.openxmlformats.org/wordprocessingml/2006/main" xmlns:w14="http://schemas.microsoft.com/office/word/2010/wordml" xmlns:w15="http://schemas.microsoft.com/office/word/2012/wordml" xmlns:wpg="http://schemas.microsoft.com/office/word/2010/wordprocessingGroup" xmlns:wpi="http://schemas.microsoft.com/office/word/2010/wordprocessingInk" xmlns:wne="http://schemas.microsoft.com/office/word/2006/wordml" xmlns:wps="http://schemas.microsoft.com/office/word/2010/wordprocessingShape" mc:Ignorable="w14 w15 wp14">
   <w:docParts>
     <w:docPart>
       <w:docPartPr>
@@ -16670,7 +16659,7 @@
 </file>
 
 <file path=word/glossary/fontTable.xml><?xml version="1.0" encoding="utf-8"?>
-<w:fonts xmlns:mc="http://schemas.openxmlformats.org/markup-compatibility/2006" xmlns:r="http://schemas.openxmlformats.org/officeDocument/2006/relationships" xmlns:w="http://schemas.openxmlformats.org/wordprocessingml/2006/main" xmlns:w14="http://schemas.microsoft.com/office/word/2010/wordml" xmlns:w15="http://schemas.microsoft.com/office/word/2012/wordml" xmlns:w16cid="http://schemas.microsoft.com/office/word/2016/wordml/cid" xmlns:w16se="http://schemas.microsoft.com/office/word/2015/wordml/symex" mc:Ignorable="w14 w15 w16se w16cid">
+<w:fonts xmlns:mc="http://schemas.openxmlformats.org/markup-compatibility/2006" xmlns:r="http://schemas.openxmlformats.org/officeDocument/2006/relationships" xmlns:w="http://schemas.openxmlformats.org/wordprocessingml/2006/main" xmlns:w14="http://schemas.microsoft.com/office/word/2010/wordml" xmlns:w15="http://schemas.microsoft.com/office/word/2012/wordml" mc:Ignorable="w14 w15">
   <w:font w:name="Times New Roman">
     <w:panose1 w:val="02020603050405020304"/>
     <w:charset w:val="CC"/>
@@ -16682,16 +16671,17 @@
     <w:altName w:val="ＭＳ 明朝"/>
     <w:panose1 w:val="02020609040205080304"/>
     <w:charset w:val="80"/>
-    <w:family w:val="modern"/>
+    <w:family w:val="roman"/>
+    <w:notTrueType/>
     <w:pitch w:val="fixed"/>
-    <w:sig w:usb0="E00002FF" w:usb1="6AC7FDFB" w:usb2="08000012" w:usb3="00000000" w:csb0="0002009F" w:csb1="00000000"/>
+    <w:sig w:usb0="00000001" w:usb1="08070000" w:usb2="00000010" w:usb3="00000000" w:csb0="00020000" w:csb1="00000000"/>
   </w:font>
   <w:font w:name="Verdana">
     <w:panose1 w:val="020B0604030504040204"/>
     <w:charset w:val="CC"/>
     <w:family w:val="swiss"/>
     <w:pitch w:val="variable"/>
-    <w:sig w:usb0="A00006FF" w:usb1="4000205B" w:usb2="00000010" w:usb3="00000000" w:csb0="0000019F" w:csb1="00000000"/>
+    <w:sig w:usb0="A10006FF" w:usb1="4000205B" w:usb2="00000010" w:usb3="00000000" w:csb0="0000019F" w:csb1="00000000"/>
   </w:font>
   <w:font w:name="Tahoma">
     <w:panose1 w:val="020B0604030504040204"/>
@@ -16719,7 +16709,7 @@
     <w:charset w:val="CC"/>
     <w:family w:val="swiss"/>
     <w:pitch w:val="variable"/>
-    <w:sig w:usb0="E0002EFF" w:usb1="C000247B" w:usb2="00000009" w:usb3="00000000" w:csb0="000001FF" w:csb1="00000000"/>
+    <w:sig w:usb0="E0002AFF" w:usb1="C000247B" w:usb2="00000009" w:usb3="00000000" w:csb0="000001FF" w:csb1="00000000"/>
   </w:font>
   <w:font w:name="inherit">
     <w:altName w:val="Times New Roman"/>
@@ -16734,7 +16724,7 @@
     <w:charset w:val="CC"/>
     <w:family w:val="swiss"/>
     <w:pitch w:val="variable"/>
-    <w:sig w:usb0="E0002EFF" w:usb1="C000785B" w:usb2="00000009" w:usb3="00000000" w:csb0="000001FF" w:csb1="00000000"/>
+    <w:sig w:usb0="E0002EFF" w:usb1="C0007843" w:usb2="00000009" w:usb3="00000000" w:csb0="000001FF" w:csb1="00000000"/>
   </w:font>
   <w:font w:name="Arial Narrow">
     <w:panose1 w:val="020B0606020202030204"/>
@@ -16754,9 +16744,10 @@
 </file>
 
 <file path=word/glossary/settings.xml><?xml version="1.0" encoding="utf-8"?>
-<w:settings xmlns:mc="http://schemas.openxmlformats.org/markup-compatibility/2006" xmlns:o="urn:schemas-microsoft-com:office:office" xmlns:r="http://schemas.openxmlformats.org/officeDocument/2006/relationships" xmlns:m="http://schemas.openxmlformats.org/officeDocument/2006/math" xmlns:v="urn:schemas-microsoft-com:vml" xmlns:w10="urn:schemas-microsoft-com:office:word" xmlns:w="http://schemas.openxmlformats.org/wordprocessingml/2006/main" xmlns:w14="http://schemas.microsoft.com/office/word/2010/wordml" xmlns:w15="http://schemas.microsoft.com/office/word/2012/wordml" xmlns:w16cid="http://schemas.microsoft.com/office/word/2016/wordml/cid" xmlns:w16se="http://schemas.microsoft.com/office/word/2015/wordml/symex" xmlns:sl="http://schemas.openxmlformats.org/schemaLibrary/2006/main" mc:Ignorable="w14 w15 w16se w16cid">
+<w:settings xmlns:mc="http://schemas.openxmlformats.org/markup-compatibility/2006" xmlns:o="urn:schemas-microsoft-com:office:office" xmlns:r="http://schemas.openxmlformats.org/officeDocument/2006/relationships" xmlns:m="http://schemas.openxmlformats.org/officeDocument/2006/math" xmlns:v="urn:schemas-microsoft-com:vml" xmlns:w10="urn:schemas-microsoft-com:office:word" xmlns:w="http://schemas.openxmlformats.org/wordprocessingml/2006/main" xmlns:w14="http://schemas.microsoft.com/office/word/2010/wordml" xmlns:w15="http://schemas.microsoft.com/office/word/2012/wordml" xmlns:sl="http://schemas.openxmlformats.org/schemaLibrary/2006/main" mc:Ignorable="w14 w15">
   <w:view w:val="normal"/>
   <w:defaultTabStop w:val="720"/>
+  <w:hyphenationZone w:val="425"/>
   <w:characterSpacingControl w:val="doNotCompress"/>
   <w:compat>
     <w:useFELayout/>
@@ -16765,7 +16756,6 @@
     <w:compatSetting w:name="enableOpenTypeFeatures" w:uri="http://schemas.microsoft.com/office/word" w:val="1"/>
     <w:compatSetting w:name="doNotFlipMirrorIndents" w:uri="http://schemas.microsoft.com/office/word" w:val="1"/>
     <w:compatSetting w:name="differentiateMultirowTableHeaders" w:uri="http://schemas.microsoft.com/office/word" w:val="1"/>
-    <w:compatSetting w:name="useWord2013TrackBottomHyphenation" w:uri="http://schemas.microsoft.com/office/word" w:val="0"/>
   </w:compat>
   <w:rsids>
     <w:rsidRoot w:val="00BB07F3"/>
@@ -16774,6 +16764,7 @@
     <w:rsid w:val="00327465"/>
     <w:rsid w:val="004D161E"/>
     <w:rsid w:val="005838C9"/>
+    <w:rsid w:val="0094340D"/>
     <w:rsid w:val="00BB07F3"/>
     <w:rsid w:val="00D93EBD"/>
   </w:rsids>
@@ -16790,7 +16781,7 @@
     <m:intLim m:val="subSup"/>
     <m:naryLim m:val="undOvr"/>
   </m:mathPr>
-  <w:themeFontLang w:val="ru-UA"/>
+  <w:themeFontLang/>
   <w:clrSchemeMapping w:bg1="light1" w:t1="dark1" w:bg2="light2" w:t2="dark2" w:accent1="accent1" w:accent2="accent2" w:accent3="accent3" w:accent4="accent4" w:accent5="accent5" w:accent6="accent6" w:hyperlink="hyperlink" w:followedHyperlink="followedHyperlink"/>
   <w:decimalSymbol w:val=","/>
   <w:listSeparator w:val=";"/>
@@ -16799,14 +16790,14 @@
 </file>
 
 <file path=word/glossary/styles.xml><?xml version="1.0" encoding="utf-8"?>
-<w:styles xmlns:mc="http://schemas.openxmlformats.org/markup-compatibility/2006" xmlns:r="http://schemas.openxmlformats.org/officeDocument/2006/relationships" xmlns:w="http://schemas.openxmlformats.org/wordprocessingml/2006/main" xmlns:w14="http://schemas.microsoft.com/office/word/2010/wordml" xmlns:w15="http://schemas.microsoft.com/office/word/2012/wordml" xmlns:w16cid="http://schemas.microsoft.com/office/word/2016/wordml/cid" xmlns:w16se="http://schemas.microsoft.com/office/word/2015/wordml/symex" mc:Ignorable="w14 w15 w16se w16cid">
+<w:styles xmlns:mc="http://schemas.openxmlformats.org/markup-compatibility/2006" xmlns:r="http://schemas.openxmlformats.org/officeDocument/2006/relationships" xmlns:w="http://schemas.openxmlformats.org/wordprocessingml/2006/main" xmlns:w14="http://schemas.microsoft.com/office/word/2010/wordml" xmlns:w15="http://schemas.microsoft.com/office/word/2012/wordml" mc:Ignorable="w14 w15">
   <w:docDefaults>
     <w:rPrDefault>
       <w:rPr>
         <w:rFonts w:asciiTheme="minorHAnsi" w:eastAsiaTheme="minorEastAsia" w:hAnsiTheme="minorHAnsi" w:cstheme="minorBidi"/>
         <w:sz w:val="22"/>
         <w:szCs w:val="22"/>
-        <w:lang w:val="ru-UA" w:eastAsia="ru-UA" w:bidi="ar-SA"/>
+        <w:lang w:val="aa-ET" w:eastAsia="aa-ET" w:bidi="ar-SA"/>
       </w:rPr>
     </w:rPrDefault>
     <w:pPrDefault>
@@ -16815,7 +16806,7 @@
       </w:pPr>
     </w:pPrDefault>
   </w:docDefaults>
-  <w:latentStyles w:defLockedState="0" w:defUIPriority="99" w:defSemiHidden="0" w:defUnhideWhenUsed="0" w:defQFormat="0" w:count="375">
+  <w:latentStyles w:defLockedState="0" w:defUIPriority="99" w:defSemiHidden="0" w:defUnhideWhenUsed="0" w:defQFormat="0" w:count="371">
     <w:lsdException w:name="Normal" w:uiPriority="0" w:qFormat="1"/>
     <w:lsdException w:name="heading 1" w:uiPriority="9" w:qFormat="1"/>
     <w:lsdException w:name="heading 2" w:semiHidden="1" w:uiPriority="9" w:unhideWhenUsed="1" w:qFormat="1"/>
@@ -17187,10 +17178,6 @@
     <w:lsdException w:name="List Table 5 Dark Accent 6" w:uiPriority="50"/>
     <w:lsdException w:name="List Table 6 Colorful Accent 6" w:uiPriority="51"/>
     <w:lsdException w:name="List Table 7 Colorful Accent 6" w:uiPriority="52"/>
-    <w:lsdException w:name="Mention" w:semiHidden="1" w:unhideWhenUsed="1"/>
-    <w:lsdException w:name="Smart Hyperlink" w:semiHidden="1" w:unhideWhenUsed="1"/>
-    <w:lsdException w:name="Hashtag" w:semiHidden="1" w:unhideWhenUsed="1"/>
-    <w:lsdException w:name="Unresolved Mention" w:semiHidden="1" w:unhideWhenUsed="1"/>
   </w:latentStyles>
   <w:style w:type="paragraph" w:default="1" w:styleId="a">
     <w:name w:val="Normal"/>
@@ -17369,7 +17356,7 @@
 </file>
 
 <file path=word/glossary/webSettings.xml><?xml version="1.0" encoding="utf-8"?>
-<w:webSettings xmlns:mc="http://schemas.openxmlformats.org/markup-compatibility/2006" xmlns:r="http://schemas.openxmlformats.org/officeDocument/2006/relationships" xmlns:w="http://schemas.openxmlformats.org/wordprocessingml/2006/main" xmlns:w14="http://schemas.microsoft.com/office/word/2010/wordml" xmlns:w15="http://schemas.microsoft.com/office/word/2012/wordml" xmlns:w16cid="http://schemas.microsoft.com/office/word/2016/wordml/cid" xmlns:w16se="http://schemas.microsoft.com/office/word/2015/wordml/symex" mc:Ignorable="w14 w15 w16se w16cid">
+<w:webSettings xmlns:mc="http://schemas.openxmlformats.org/markup-compatibility/2006" xmlns:r="http://schemas.openxmlformats.org/officeDocument/2006/relationships" xmlns:w="http://schemas.openxmlformats.org/wordprocessingml/2006/main" xmlns:w14="http://schemas.microsoft.com/office/word/2010/wordml" xmlns:w15="http://schemas.microsoft.com/office/word/2012/wordml" mc:Ignorable="w14 w15">
   <w:optimizeForBrowser/>
   <w:allowPNG/>
 </w:webSettings>
@@ -17675,7 +17662,7 @@
 </file>
 
 <file path=customXml/itemProps1.xml><?xml version="1.0" encoding="utf-8"?>
-<ds:datastoreItem xmlns:ds="http://schemas.openxmlformats.org/officeDocument/2006/customXml" ds:itemID="{E8D208CE-C795-4142-B2F7-5845F125AEB1}">
+<ds:datastoreItem xmlns:ds="http://schemas.openxmlformats.org/officeDocument/2006/customXml" ds:itemID="{518FD13C-B677-42DB-9D58-ECA9BB3E555E}">
   <ds:schemaRefs>
     <ds:schemaRef ds:uri="http://schemas.openxmlformats.org/officeDocument/2006/bibliography"/>
   </ds:schemaRefs>
